--- a/Render_PRD.docx
+++ b/Render_PRD.docx
@@ -1941,7 +1941,7 @@
                 <w:sz w:val="19"/>
                 <w:szCs w:val="19"/>
               </w:rPr>
-              <w:t xml:space="preserve">Anonymous aggregated data: employer names, job titles, programs. No student names or MEIDs.</w:t>
+              <w:t xml:space="preserve">Anonymous aggregated data: employer name, job title, program, AI-generated job summary. No student names, MEIDs, resumes, or cover letters.</w:t>
             </w:r>
           </w:p>
         </w:tc>
@@ -2644,7 +2644,7 @@
                 <w:sz w:val="19"/>
                 <w:szCs w:val="19"/>
               </w:rPr>
-              <w:t xml:space="preserve">Employment tab: paste job description, AI skills gap analysis, AI cover letter generation, status tracker (Saved → Applied → Interview → Offer/Pass). Freelance tab: describe ideal client type, AI generates search strategies + 8–10 real prospect names, outreach guidance, pricing check. Google Sheet pipeline sends anonymous employer data to Career Services.</w:t>
+              <w:t xml:space="preserve">Employment tab: paste job description, AI skills gap analysis, AI cover letter generation, status tracker (Saved → Applied → Interview → Offer/Pass). Full job description, resume edits, and cover letter stored together per entry so students can review their application when an interview call comes in. Freelance tab: describe ideal client type, AI generates search strategies + 8–10 real prospect names, outreach guidance, pricing check. Google Sheet pipeline sends anonymous employer data + AI-generated job summary to Career Services.</w:t>
             </w:r>
           </w:p>
         </w:tc>
@@ -2831,7 +2831,7 @@
                 <w:sz w:val="19"/>
                 <w:szCs w:val="19"/>
               </w:rPr>
-              <w:t xml:space="preserve">Store and label resume drafts (1st–4th). Instructor feedback field per draft. Active resume flag. AI generates tailored version for specific saved jobs.</w:t>
+              <w:t xml:space="preserve">Base resume drafts (1st–4th) stored and labeled with instructor feedback fields. Lives inside the Job Log — each application entry holds the tailored resume edits and cover letter for that specific job. AI suggests specific edits and additions to make to the existing resume for each job (not a full rewrite). Students review the full application package when interview calls come in.</w:t>
             </w:r>
           </w:p>
         </w:tc>
@@ -2844,31 +2844,31 @@
               <w:bottom w:val="single" w:color="ddd3c8" w:sz="1"/>
               <w:right w:val="single" w:color="ddd3c8" w:sz="1"/>
             </w:tcBorders>
-            <w:shd w:fill="f2ebe4" w:val="clear"/>
-            <w:tcMar>
-              <w:top w:type="dxa" w:w="80"/>
-              <w:left w:type="dxa" w:w="140"/>
-              <w:bottom w:type="dxa" w:w="80"/>
-              <w:right w:type="dxa" w:w="140"/>
-            </w:tcMar>
-          </w:tcPr>
-          <w:p>
-            <w:pPr>
-              <w:spacing w:before="0" w:after="0"/>
-              <w:jc w:val="left"/>
-            </w:pPr>
-            <w:r>
-              <w:rPr>
-                <w:rFonts w:ascii="Arial" w:cs="Arial" w:eastAsia="Arial" w:hAnsi="Arial"/>
-                <w:b w:val="false"/>
-                <w:bCs w:val="false"/>
-                <w:i/>
-                <w:iCs/>
-                <w:color w:val="8a7e7a"/>
-                <w:sz w:val="19"/>
-                <w:szCs w:val="19"/>
-              </w:rPr>
-              <w:t xml:space="preserve">Planned</w:t>
+            <w:shd w:fill="fdf3e7" w:val="clear"/>
+            <w:tcMar>
+              <w:top w:type="dxa" w:w="80"/>
+              <w:left w:type="dxa" w:w="140"/>
+              <w:bottom w:type="dxa" w:w="80"/>
+              <w:right w:type="dxa" w:w="140"/>
+            </w:tcMar>
+          </w:tcPr>
+          <w:p>
+            <w:pPr>
+              <w:spacing w:before="0" w:after="0"/>
+              <w:jc w:val="left"/>
+            </w:pPr>
+            <w:r>
+              <w:rPr>
+                <w:rFonts w:ascii="Arial" w:cs="Arial" w:eastAsia="Arial" w:hAnsi="Arial"/>
+                <w:b/>
+                <w:bCs/>
+                <w:i w:val="false"/>
+                <w:iCs w:val="false"/>
+                <w:color w:val="b8956a"/>
+                <w:sz w:val="19"/>
+                <w:szCs w:val="19"/>
+              </w:rPr>
+              <w:t xml:space="preserve">In progress</w:t>
             </w:r>
           </w:p>
         </w:tc>
@@ -3018,7 +3018,7 @@
                 <w:sz w:val="19"/>
                 <w:szCs w:val="19"/>
               </w:rPr>
-              <w:t xml:space="preserve">Software stack checklist by program. Skills-to-build list auto-populated from job search gaps. AI recommends free resources (Coursera, YouTube, LinkedIn Learning). PD activity log. Portfolio project idea generator.</w:t>
+              <w:t xml:space="preserve">Software stack checklist by program (6 categories, ~60 tools). Skills-to-build list — add manually or pull gaps automatically from saved job entries via AI. AI recommends free resources by name (specific YouTube channels, Coursera courses, Adobe tutorials). Portfolio project idea generator tied to real job requirements. PD activity log (activity, category, time, reflection) that feeds into the final PD plan.</w:t>
             </w:r>
           </w:p>
         </w:tc>
@@ -3031,31 +3031,31 @@
               <w:bottom w:val="single" w:color="ddd3c8" w:sz="1"/>
               <w:right w:val="single" w:color="ddd3c8" w:sz="1"/>
             </w:tcBorders>
-            <w:shd w:fill="f2ebe4" w:val="clear"/>
-            <w:tcMar>
-              <w:top w:type="dxa" w:w="80"/>
-              <w:left w:type="dxa" w:w="140"/>
-              <w:bottom w:type="dxa" w:w="80"/>
-              <w:right w:type="dxa" w:w="140"/>
-            </w:tcMar>
-          </w:tcPr>
-          <w:p>
-            <w:pPr>
-              <w:spacing w:before="0" w:after="0"/>
-              <w:jc w:val="left"/>
-            </w:pPr>
-            <w:r>
-              <w:rPr>
-                <w:rFonts w:ascii="Arial" w:cs="Arial" w:eastAsia="Arial" w:hAnsi="Arial"/>
-                <w:b w:val="false"/>
-                <w:bCs w:val="false"/>
-                <w:i/>
-                <w:iCs/>
-                <w:color w:val="8a7e7a"/>
-                <w:sz w:val="19"/>
-                <w:szCs w:val="19"/>
-              </w:rPr>
-              <w:t xml:space="preserve">Planned</w:t>
+            <w:shd w:fill="e4ede5" w:val="clear"/>
+            <w:tcMar>
+              <w:top w:type="dxa" w:w="80"/>
+              <w:left w:type="dxa" w:w="140"/>
+              <w:bottom w:type="dxa" w:w="80"/>
+              <w:right w:type="dxa" w:w="140"/>
+            </w:tcMar>
+          </w:tcPr>
+          <w:p>
+            <w:pPr>
+              <w:spacing w:before="0" w:after="0"/>
+              <w:jc w:val="left"/>
+            </w:pPr>
+            <w:r>
+              <w:rPr>
+                <w:rFonts w:ascii="Arial" w:cs="Arial" w:eastAsia="Arial" w:hAnsi="Arial"/>
+                <w:b/>
+                <w:bCs/>
+                <w:i w:val="false"/>
+                <w:iCs w:val="false"/>
+                <w:color w:val="4a7c4e"/>
+                <w:sz w:val="19"/>
+                <w:szCs w:val="19"/>
+              </w:rPr>
+              <w:t xml:space="preserve">✓ Built</w:t>
             </w:r>
           </w:p>
         </w:tc>
@@ -3884,7 +3884,7 @@
                 <w:sz w:val="19"/>
                 <w:szCs w:val="19"/>
               </w:rPr>
-              <w:t xml:space="preserve">Employer name, job title, URL, interest level, program area</w:t>
+              <w:t xml:space="preserve">Employer name, job title, program, AI-generated job summary</w:t>
             </w:r>
           </w:p>
         </w:tc>
@@ -4228,7 +4228,26 @@
           <w:sz w:val="22"/>
           <w:szCs w:val="22"/>
         </w:rPr>
-        <w:t xml:space="preserve">When a student saves an employment job entry, Render sends an anonymous row to a Google Sheet via Google Apps Script. Career Services gets a live feed of which companies GCC DMA students are targeting.</w:t>
+        <w:t xml:space="preserve">When a student saves an employment job entry, Render automatically generates a 2-3 sentence AI summary of the job description and sends it to a Google Sheet along with the employer name, job title, and student program. Career Services gets actionable employer intelligence without any student identifying information.</w:t>
+      </w:r>
+    </w:p>
+    <w:p>
+      <w:pPr>
+        <w:spacing w:before="0" w:after="120"/>
+        <w:jc w:val="left"/>
+      </w:pPr>
+      <w:r>
+        <w:rPr>
+          <w:rFonts w:ascii="Arial" w:cs="Arial" w:eastAsia="Arial" w:hAnsi="Arial"/>
+          <w:b w:val="false"/>
+          <w:bCs w:val="false"/>
+          <w:i w:val="false"/>
+          <w:iCs w:val="false"/>
+          <w:color w:val="3a2e3f"/>
+          <w:sz w:val="22"/>
+          <w:szCs w:val="22"/>
+        </w:rPr>
+        <w:t xml:space="preserve">The full job description, tailored resume edits, and cover letter stay in the student's local dashboard — Career Services never sees those. If the AI summary fails for any reason, the first 300 characters of the description are sent as a fallback.</w:t>
       </w:r>
     </w:p>
     <w:p>
@@ -4304,7 +4323,7 @@
                 <w:sz w:val="19"/>
                 <w:szCs w:val="19"/>
               </w:rPr>
-              <w:t xml:space="preserve">Date  ·  Employer Name  ·  Job Title  ·  Job URL  ·  Interest Level  ·  Program Area</w:t>
+              <w:t xml:space="preserve">Date  ·  Employer Name  ·  Job Title  ·  Program  ·  AI-Generated Job Summary (2-3 sentences)</w:t>
             </w:r>
           </w:p>
           <w:p>
@@ -4323,7 +4342,7 @@
                 <w:sz w:val="19"/>
                 <w:szCs w:val="19"/>
               </w:rPr>
-              <w:t xml:space="preserve">NOT sent: student name, MEID, or any personally identifiable information.</w:t>
+              <w:t xml:space="preserve">NOT sent: student name, MEID, full job description, resume, or cover letter.</w:t>
             </w:r>
           </w:p>
         </w:tc>
@@ -4715,7 +4734,7 @@
                 <w:sz w:val="19"/>
                 <w:szCs w:val="19"/>
               </w:rPr>
-              <w:t xml:space="preserve">Job Analysis</w:t>
+              <w:t xml:space="preserve">Job Analysis ✓</w:t>
             </w:r>
           </w:p>
         </w:tc>
@@ -4828,7 +4847,7 @@
                 <w:sz w:val="19"/>
                 <w:szCs w:val="19"/>
               </w:rPr>
-              <w:t xml:space="preserve">Cover Letter</w:t>
+              <w:t xml:space="preserve">Cover Letter ✓</w:t>
             </w:r>
           </w:p>
         </w:tc>
@@ -4902,7 +4921,7 @@
                 <w:sz w:val="19"/>
                 <w:szCs w:val="19"/>
               </w:rPr>
-              <w:t xml:space="preserve">Tailored 3-paragraph cover letter, specific to role and student background, no clichés</w:t>
+              <w:t xml:space="preserve">Tailored 3-paragraph cover letter, specific to role and background, no clichés</w:t>
             </w:r>
           </w:p>
         </w:tc>
@@ -4941,7 +4960,7 @@
                 <w:sz w:val="19"/>
                 <w:szCs w:val="19"/>
               </w:rPr>
-              <w:t xml:space="preserve">Freelance Lead Gen</w:t>
+              <w:t xml:space="preserve">Freelance Lead Gen ✓</w:t>
             </w:r>
           </w:p>
         </w:tc>
@@ -5015,7 +5034,7 @@
                 <w:sz w:val="19"/>
                 <w:szCs w:val="19"/>
               </w:rPr>
-              <w:t xml:space="preserve">Search strategies, 5 specific places to find clients, 8–10 real prospect names, pricing reality check</w:t>
+              <w:t xml:space="preserve">Search strategies, 5 places to find clients, 8–10 real prospect names, pricing reality check</w:t>
             </w:r>
           </w:p>
         </w:tc>
@@ -5054,7 +5073,7 @@
                 <w:sz w:val="19"/>
                 <w:szCs w:val="19"/>
               </w:rPr>
-              <w:t xml:space="preserve">Skills &amp; PD (Phase 4)</w:t>
+              <w:t xml:space="preserve">Career Services Summary ✓</w:t>
             </w:r>
           </w:p>
         </w:tc>
@@ -5091,7 +5110,7 @@
                 <w:sz w:val="19"/>
                 <w:szCs w:val="19"/>
               </w:rPr>
-              <w:t xml:space="preserve">Student profile + skill gaps from job log</w:t>
+              <w:t xml:space="preserve">Job description (up to 1500 chars)</w:t>
             </w:r>
           </w:p>
         </w:tc>
@@ -5128,7 +5147,459 @@
                 <w:sz w:val="19"/>
                 <w:szCs w:val="19"/>
               </w:rPr>
-              <w:t xml:space="preserve">Free course recommendations, new portfolio project ideas</w:t>
+              <w:t xml:space="preserve">2-3 sentence summary sent to Career Services sheet — full description stays with student</w:t>
+            </w:r>
+          </w:p>
+        </w:tc>
+      </w:tr>
+      <w:tr>
+        <w:tc>
+          <w:tcPr>
+            <w:tcW w:type="dxa" w:w="2200"/>
+            <w:tcBorders>
+              <w:top w:val="single" w:color="ddd3c8" w:sz="1"/>
+              <w:left w:val="single" w:color="ddd3c8" w:sz="1"/>
+              <w:bottom w:val="single" w:color="ddd3c8" w:sz="1"/>
+              <w:right w:val="single" w:color="ddd3c8" w:sz="1"/>
+            </w:tcBorders>
+            <w:shd w:fill="e4ede5" w:val="clear"/>
+            <w:tcMar>
+              <w:top w:type="dxa" w:w="80"/>
+              <w:left w:type="dxa" w:w="140"/>
+              <w:bottom w:type="dxa" w:w="80"/>
+              <w:right w:type="dxa" w:w="140"/>
+            </w:tcMar>
+          </w:tcPr>
+          <w:p>
+            <w:pPr>
+              <w:spacing w:before="0" w:after="0"/>
+              <w:jc w:val="left"/>
+            </w:pPr>
+            <w:r>
+              <w:rPr>
+                <w:rFonts w:ascii="Arial" w:cs="Arial" w:eastAsia="Arial" w:hAnsi="Arial"/>
+                <w:b/>
+                <w:bCs/>
+                <w:i w:val="false"/>
+                <w:iCs w:val="false"/>
+                <w:color w:val="4a7c4e"/>
+                <w:sz w:val="19"/>
+                <w:szCs w:val="19"/>
+              </w:rPr>
+              <w:t xml:space="preserve">Pull Skills Gaps ✓</w:t>
+            </w:r>
+          </w:p>
+        </w:tc>
+        <w:tc>
+          <w:tcPr>
+            <w:tcW w:type="dxa" w:w="3480"/>
+            <w:tcBorders>
+              <w:top w:val="single" w:color="ddd3c8" w:sz="1"/>
+              <w:left w:val="single" w:color="ddd3c8" w:sz="1"/>
+              <w:bottom w:val="single" w:color="ddd3c8" w:sz="1"/>
+              <w:right w:val="single" w:color="ddd3c8" w:sz="1"/>
+            </w:tcBorders>
+            <w:shd w:fill="FFFFFF" w:val="clear"/>
+            <w:tcMar>
+              <w:top w:type="dxa" w:w="80"/>
+              <w:left w:type="dxa" w:w="140"/>
+              <w:bottom w:type="dxa" w:w="80"/>
+              <w:right w:type="dxa" w:w="140"/>
+            </w:tcMar>
+          </w:tcPr>
+          <w:p>
+            <w:pPr>
+              <w:spacing w:before="0" w:after="0"/>
+              <w:jc w:val="left"/>
+            </w:pPr>
+            <w:r>
+              <w:rPr>
+                <w:rFonts w:ascii="Arial" w:cs="Arial" w:eastAsia="Arial" w:hAnsi="Arial"/>
+                <w:b/>
+                <w:bCs/>
+                <w:i w:val="false"/>
+                <w:iCs w:val="false"/>
+                <w:color w:val="3a2e3f"/>
+                <w:sz w:val="19"/>
+                <w:szCs w:val="19"/>
+              </w:rPr>
+              <w:t xml:space="preserve">Student's saved job descriptions (up to 6)</w:t>
+            </w:r>
+          </w:p>
+        </w:tc>
+        <w:tc>
+          <w:tcPr>
+            <w:tcW w:type="dxa" w:w="3680"/>
+            <w:tcBorders>
+              <w:top w:val="single" w:color="ddd3c8" w:sz="1"/>
+              <w:left w:val="single" w:color="ddd3c8" w:sz="1"/>
+              <w:bottom w:val="single" w:color="ddd3c8" w:sz="1"/>
+              <w:right w:val="single" w:color="ddd3c8" w:sz="1"/>
+            </w:tcBorders>
+            <w:shd w:fill="FFFFFF" w:val="clear"/>
+            <w:tcMar>
+              <w:top w:type="dxa" w:w="80"/>
+              <w:left w:type="dxa" w:w="140"/>
+              <w:bottom w:type="dxa" w:w="80"/>
+              <w:right w:type="dxa" w:w="140"/>
+            </w:tcMar>
+          </w:tcPr>
+          <w:p>
+            <w:pPr>
+              <w:spacing w:before="0" w:after="0"/>
+              <w:jc w:val="left"/>
+            </w:pPr>
+            <w:r>
+              <w:rPr>
+                <w:rFonts w:ascii="Arial" w:cs="Arial" w:eastAsia="Arial" w:hAnsi="Arial"/>
+                <w:b/>
+                <w:bCs/>
+                <w:i w:val="false"/>
+                <w:iCs w:val="false"/>
+                <w:color w:val="3a2e3f"/>
+                <w:sz w:val="19"/>
+                <w:szCs w:val="19"/>
+              </w:rPr>
+              <w:t xml:space="preserve">6-10 specific tools/skills appearing in jobs but missing from student's stack</w:t>
+            </w:r>
+          </w:p>
+        </w:tc>
+      </w:tr>
+      <w:tr>
+        <w:tc>
+          <w:tcPr>
+            <w:tcW w:type="dxa" w:w="2200"/>
+            <w:tcBorders>
+              <w:top w:val="single" w:color="ddd3c8" w:sz="1"/>
+              <w:left w:val="single" w:color="ddd3c8" w:sz="1"/>
+              <w:bottom w:val="single" w:color="ddd3c8" w:sz="1"/>
+              <w:right w:val="single" w:color="ddd3c8" w:sz="1"/>
+            </w:tcBorders>
+            <w:shd w:fill="e4ede5" w:val="clear"/>
+            <w:tcMar>
+              <w:top w:type="dxa" w:w="80"/>
+              <w:left w:type="dxa" w:w="140"/>
+              <w:bottom w:type="dxa" w:w="80"/>
+              <w:right w:type="dxa" w:w="140"/>
+            </w:tcMar>
+          </w:tcPr>
+          <w:p>
+            <w:pPr>
+              <w:spacing w:before="0" w:after="0"/>
+              <w:jc w:val="left"/>
+            </w:pPr>
+            <w:r>
+              <w:rPr>
+                <w:rFonts w:ascii="Arial" w:cs="Arial" w:eastAsia="Arial" w:hAnsi="Arial"/>
+                <w:b/>
+                <w:bCs/>
+                <w:i w:val="false"/>
+                <w:iCs w:val="false"/>
+                <w:color w:val="4a7c4e"/>
+                <w:sz w:val="19"/>
+                <w:szCs w:val="19"/>
+              </w:rPr>
+              <w:t xml:space="preserve">Learning Recommendations ✓</w:t>
+            </w:r>
+          </w:p>
+        </w:tc>
+        <w:tc>
+          <w:tcPr>
+            <w:tcW w:type="dxa" w:w="3480"/>
+            <w:tcBorders>
+              <w:top w:val="single" w:color="ddd3c8" w:sz="1"/>
+              <w:left w:val="single" w:color="ddd3c8" w:sz="1"/>
+              <w:bottom w:val="single" w:color="ddd3c8" w:sz="1"/>
+              <w:right w:val="single" w:color="ddd3c8" w:sz="1"/>
+            </w:tcBorders>
+            <w:shd w:fill="f2ebe4" w:val="clear"/>
+            <w:tcMar>
+              <w:top w:type="dxa" w:w="80"/>
+              <w:left w:type="dxa" w:w="140"/>
+              <w:bottom w:type="dxa" w:w="80"/>
+              <w:right w:type="dxa" w:w="140"/>
+            </w:tcMar>
+          </w:tcPr>
+          <w:p>
+            <w:pPr>
+              <w:spacing w:before="0" w:after="0"/>
+              <w:jc w:val="left"/>
+            </w:pPr>
+            <w:r>
+              <w:rPr>
+                <w:rFonts w:ascii="Arial" w:cs="Arial" w:eastAsia="Arial" w:hAnsi="Arial"/>
+                <w:b/>
+                <w:bCs/>
+                <w:i w:val="false"/>
+                <w:iCs w:val="false"/>
+                <w:color w:val="3a2e3f"/>
+                <w:sz w:val="19"/>
+                <w:szCs w:val="19"/>
+              </w:rPr>
+              <w:t xml:space="preserve">Student profile + skills gap list</w:t>
+            </w:r>
+          </w:p>
+        </w:tc>
+        <w:tc>
+          <w:tcPr>
+            <w:tcW w:type="dxa" w:w="3680"/>
+            <w:tcBorders>
+              <w:top w:val="single" w:color="ddd3c8" w:sz="1"/>
+              <w:left w:val="single" w:color="ddd3c8" w:sz="1"/>
+              <w:bottom w:val="single" w:color="ddd3c8" w:sz="1"/>
+              <w:right w:val="single" w:color="ddd3c8" w:sz="1"/>
+            </w:tcBorders>
+            <w:shd w:fill="f2ebe4" w:val="clear"/>
+            <w:tcMar>
+              <w:top w:type="dxa" w:w="80"/>
+              <w:left w:type="dxa" w:w="140"/>
+              <w:bottom w:type="dxa" w:w="80"/>
+              <w:right w:type="dxa" w:w="140"/>
+            </w:tcMar>
+          </w:tcPr>
+          <w:p>
+            <w:pPr>
+              <w:spacing w:before="0" w:after="0"/>
+              <w:jc w:val="left"/>
+            </w:pPr>
+            <w:r>
+              <w:rPr>
+                <w:rFonts w:ascii="Arial" w:cs="Arial" w:eastAsia="Arial" w:hAnsi="Arial"/>
+                <w:b/>
+                <w:bCs/>
+                <w:i w:val="false"/>
+                <w:iCs w:val="false"/>
+                <w:color w:val="3a2e3f"/>
+                <w:sz w:val="19"/>
+                <w:szCs w:val="19"/>
+              </w:rPr>
+              <w:t xml:space="preserve">Named free resources — specific YouTube channels, Coursera courses, Adobe tutorials</w:t>
+            </w:r>
+          </w:p>
+        </w:tc>
+      </w:tr>
+      <w:tr>
+        <w:tc>
+          <w:tcPr>
+            <w:tcW w:type="dxa" w:w="2200"/>
+            <w:tcBorders>
+              <w:top w:val="single" w:color="ddd3c8" w:sz="1"/>
+              <w:left w:val="single" w:color="ddd3c8" w:sz="1"/>
+              <w:bottom w:val="single" w:color="ddd3c8" w:sz="1"/>
+              <w:right w:val="single" w:color="ddd3c8" w:sz="1"/>
+            </w:tcBorders>
+            <w:shd w:fill="e4ede5" w:val="clear"/>
+            <w:tcMar>
+              <w:top w:type="dxa" w:w="80"/>
+              <w:left w:type="dxa" w:w="140"/>
+              <w:bottom w:type="dxa" w:w="80"/>
+              <w:right w:type="dxa" w:w="140"/>
+            </w:tcMar>
+          </w:tcPr>
+          <w:p>
+            <w:pPr>
+              <w:spacing w:before="0" w:after="0"/>
+              <w:jc w:val="left"/>
+            </w:pPr>
+            <w:r>
+              <w:rPr>
+                <w:rFonts w:ascii="Arial" w:cs="Arial" w:eastAsia="Arial" w:hAnsi="Arial"/>
+                <w:b/>
+                <w:bCs/>
+                <w:i w:val="false"/>
+                <w:iCs w:val="false"/>
+                <w:color w:val="4a7c4e"/>
+                <w:sz w:val="19"/>
+                <w:szCs w:val="19"/>
+              </w:rPr>
+              <w:t xml:space="preserve">Portfolio Project Ideas ✓</w:t>
+            </w:r>
+          </w:p>
+        </w:tc>
+        <w:tc>
+          <w:tcPr>
+            <w:tcW w:type="dxa" w:w="3480"/>
+            <w:tcBorders>
+              <w:top w:val="single" w:color="ddd3c8" w:sz="1"/>
+              <w:left w:val="single" w:color="ddd3c8" w:sz="1"/>
+              <w:bottom w:val="single" w:color="ddd3c8" w:sz="1"/>
+              <w:right w:val="single" w:color="ddd3c8" w:sz="1"/>
+            </w:tcBorders>
+            <w:shd w:fill="FFFFFF" w:val="clear"/>
+            <w:tcMar>
+              <w:top w:type="dxa" w:w="80"/>
+              <w:left w:type="dxa" w:w="140"/>
+              <w:bottom w:type="dxa" w:w="80"/>
+              <w:right w:type="dxa" w:w="140"/>
+            </w:tcMar>
+          </w:tcPr>
+          <w:p>
+            <w:pPr>
+              <w:spacing w:before="0" w:after="0"/>
+              <w:jc w:val="left"/>
+            </w:pPr>
+            <w:r>
+              <w:rPr>
+                <w:rFonts w:ascii="Arial" w:cs="Arial" w:eastAsia="Arial" w:hAnsi="Arial"/>
+                <w:b/>
+                <w:bCs/>
+                <w:i w:val="false"/>
+                <w:iCs w:val="false"/>
+                <w:color w:val="3a2e3f"/>
+                <w:sz w:val="19"/>
+                <w:szCs w:val="19"/>
+              </w:rPr>
+              <w:t xml:space="preserve">Student profile + target job titles + skill gaps</w:t>
+            </w:r>
+          </w:p>
+        </w:tc>
+        <w:tc>
+          <w:tcPr>
+            <w:tcW w:type="dxa" w:w="3680"/>
+            <w:tcBorders>
+              <w:top w:val="single" w:color="ddd3c8" w:sz="1"/>
+              <w:left w:val="single" w:color="ddd3c8" w:sz="1"/>
+              <w:bottom w:val="single" w:color="ddd3c8" w:sz="1"/>
+              <w:right w:val="single" w:color="ddd3c8" w:sz="1"/>
+            </w:tcBorders>
+            <w:shd w:fill="FFFFFF" w:val="clear"/>
+            <w:tcMar>
+              <w:top w:type="dxa" w:w="80"/>
+              <w:left w:type="dxa" w:w="140"/>
+              <w:bottom w:type="dxa" w:w="80"/>
+              <w:right w:type="dxa" w:w="140"/>
+            </w:tcMar>
+          </w:tcPr>
+          <w:p>
+            <w:pPr>
+              <w:spacing w:before="0" w:after="0"/>
+              <w:jc w:val="left"/>
+            </w:pPr>
+            <w:r>
+              <w:rPr>
+                <w:rFonts w:ascii="Arial" w:cs="Arial" w:eastAsia="Arial" w:hAnsi="Arial"/>
+                <w:b/>
+                <w:bCs/>
+                <w:i w:val="false"/>
+                <w:iCs w:val="false"/>
+                <w:color w:val="3a2e3f"/>
+                <w:sz w:val="19"/>
+                <w:szCs w:val="19"/>
+              </w:rPr>
+              <w:t xml:space="preserve">5 realistic project ideas with title, description, time estimate, skill demonstrated</w:t>
+            </w:r>
+          </w:p>
+        </w:tc>
+      </w:tr>
+      <w:tr>
+        <w:tc>
+          <w:tcPr>
+            <w:tcW w:type="dxa" w:w="2200"/>
+            <w:tcBorders>
+              <w:top w:val="single" w:color="ddd3c8" w:sz="1"/>
+              <w:left w:val="single" w:color="ddd3c8" w:sz="1"/>
+              <w:bottom w:val="single" w:color="ddd3c8" w:sz="1"/>
+              <w:right w:val="single" w:color="ddd3c8" w:sz="1"/>
+            </w:tcBorders>
+            <w:shd w:fill="e4ede5" w:val="clear"/>
+            <w:tcMar>
+              <w:top w:type="dxa" w:w="80"/>
+              <w:left w:type="dxa" w:w="140"/>
+              <w:bottom w:type="dxa" w:w="80"/>
+              <w:right w:type="dxa" w:w="140"/>
+            </w:tcMar>
+          </w:tcPr>
+          <w:p>
+            <w:pPr>
+              <w:spacing w:before="0" w:after="0"/>
+              <w:jc w:val="left"/>
+            </w:pPr>
+            <w:r>
+              <w:rPr>
+                <w:rFonts w:ascii="Arial" w:cs="Arial" w:eastAsia="Arial" w:hAnsi="Arial"/>
+                <w:b/>
+                <w:bCs/>
+                <w:i w:val="false"/>
+                <w:iCs w:val="false"/>
+                <w:color w:val="4a7c4e"/>
+                <w:sz w:val="19"/>
+                <w:szCs w:val="19"/>
+              </w:rPr>
+              <w:t xml:space="preserve">Resume Edit Suggestions (Phase 3)</w:t>
+            </w:r>
+          </w:p>
+        </w:tc>
+        <w:tc>
+          <w:tcPr>
+            <w:tcW w:type="dxa" w:w="3480"/>
+            <w:tcBorders>
+              <w:top w:val="single" w:color="ddd3c8" w:sz="1"/>
+              <w:left w:val="single" w:color="ddd3c8" w:sz="1"/>
+              <w:bottom w:val="single" w:color="ddd3c8" w:sz="1"/>
+              <w:right w:val="single" w:color="ddd3c8" w:sz="1"/>
+            </w:tcBorders>
+            <w:shd w:fill="f2ebe4" w:val="clear"/>
+            <w:tcMar>
+              <w:top w:type="dxa" w:w="80"/>
+              <w:left w:type="dxa" w:w="140"/>
+              <w:bottom w:type="dxa" w:w="80"/>
+              <w:right w:type="dxa" w:w="140"/>
+            </w:tcMar>
+          </w:tcPr>
+          <w:p>
+            <w:pPr>
+              <w:spacing w:before="0" w:after="0"/>
+              <w:jc w:val="left"/>
+            </w:pPr>
+            <w:r>
+              <w:rPr>
+                <w:rFonts w:ascii="Arial" w:cs="Arial" w:eastAsia="Arial" w:hAnsi="Arial"/>
+                <w:b/>
+                <w:bCs/>
+                <w:i w:val="false"/>
+                <w:iCs w:val="false"/>
+                <w:color w:val="3a2e3f"/>
+                <w:sz w:val="19"/>
+                <w:szCs w:val="19"/>
+              </w:rPr>
+              <w:t xml:space="preserve">Student's base resume + job description</w:t>
+            </w:r>
+          </w:p>
+        </w:tc>
+        <w:tc>
+          <w:tcPr>
+            <w:tcW w:type="dxa" w:w="3680"/>
+            <w:tcBorders>
+              <w:top w:val="single" w:color="ddd3c8" w:sz="1"/>
+              <w:left w:val="single" w:color="ddd3c8" w:sz="1"/>
+              <w:bottom w:val="single" w:color="ddd3c8" w:sz="1"/>
+              <w:right w:val="single" w:color="ddd3c8" w:sz="1"/>
+            </w:tcBorders>
+            <w:shd w:fill="f2ebe4" w:val="clear"/>
+            <w:tcMar>
+              <w:top w:type="dxa" w:w="80"/>
+              <w:left w:type="dxa" w:w="140"/>
+              <w:bottom w:type="dxa" w:w="80"/>
+              <w:right w:type="dxa" w:w="140"/>
+            </w:tcMar>
+          </w:tcPr>
+          <w:p>
+            <w:pPr>
+              <w:spacing w:before="0" w:after="0"/>
+              <w:jc w:val="left"/>
+            </w:pPr>
+            <w:r>
+              <w:rPr>
+                <w:rFonts w:ascii="Arial" w:cs="Arial" w:eastAsia="Arial" w:hAnsi="Arial"/>
+                <w:b/>
+                <w:bCs/>
+                <w:i w:val="false"/>
+                <w:iCs w:val="false"/>
+                <w:color w:val="3a2e3f"/>
+                <w:sz w:val="19"/>
+                <w:szCs w:val="19"/>
+              </w:rPr>
+              <w:t xml:space="preserve">Specific edits and additions to tailor the resume — not a full rewrite</w:t>
             </w:r>
           </w:p>
         </w:tc>
@@ -7324,7 +7795,7 @@
                 <w:sz w:val="19"/>
                 <w:szCs w:val="19"/>
               </w:rPr>
-              <w:t xml:space="preserve">Profile, Goals, Links Hub, Job/Client Log with AI analysis and Career Services pipeline. Deployed and ready to test.</w:t>
+              <w:t xml:space="preserve">Profile, Goals, Links Hub, Job/Client Log with AI analysis, cover letter generation, freelance lead gen, and Career Services pipeline.</w:t>
             </w:r>
           </w:p>
         </w:tc>
@@ -7363,7 +7834,7 @@
                 <w:sz w:val="19"/>
                 <w:szCs w:val="19"/>
               </w:rPr>
-              <w:t xml:space="preserve">Phase 3 — Resume Vault</w:t>
+              <w:t xml:space="preserve">Phase 4 — Skills &amp; PD complete</w:t>
             </w:r>
           </w:p>
         </w:tc>
@@ -7376,6 +7847,43 @@
               <w:bottom w:val="single" w:color="ddd3c8" w:sz="1"/>
               <w:right w:val="single" w:color="ddd3c8" w:sz="1"/>
             </w:tcBorders>
+            <w:shd w:fill="e4ede5" w:val="clear"/>
+            <w:tcMar>
+              <w:top w:type="dxa" w:w="80"/>
+              <w:left w:type="dxa" w:w="140"/>
+              <w:bottom w:type="dxa" w:w="80"/>
+              <w:right w:type="dxa" w:w="140"/>
+            </w:tcMar>
+          </w:tcPr>
+          <w:p>
+            <w:pPr>
+              <w:spacing w:before="0" w:after="0"/>
+              <w:jc w:val="left"/>
+            </w:pPr>
+            <w:r>
+              <w:rPr>
+                <w:rFonts w:ascii="Arial" w:cs="Arial" w:eastAsia="Arial" w:hAnsi="Arial"/>
+                <w:b/>
+                <w:bCs/>
+                <w:i w:val="false"/>
+                <w:iCs w:val="false"/>
+                <w:color w:val="4a7c4e"/>
+                <w:sz w:val="19"/>
+                <w:szCs w:val="19"/>
+              </w:rPr>
+              <w:t xml:space="preserve">March 2026 ✓</w:t>
+            </w:r>
+          </w:p>
+        </w:tc>
+        <w:tc>
+          <w:tcPr>
+            <w:tcW w:type="dxa" w:w="5360"/>
+            <w:tcBorders>
+              <w:top w:val="single" w:color="ddd3c8" w:sz="1"/>
+              <w:left w:val="single" w:color="ddd3c8" w:sz="1"/>
+              <w:bottom w:val="single" w:color="ddd3c8" w:sz="1"/>
+              <w:right w:val="single" w:color="ddd3c8" w:sz="1"/>
+            </w:tcBorders>
             <w:shd w:fill="f2ebe4" w:val="clear"/>
             <w:tcMar>
               <w:top w:type="dxa" w:w="80"/>
@@ -7400,44 +7908,7 @@
                 <w:sz w:val="19"/>
                 <w:szCs w:val="19"/>
               </w:rPr>
-              <w:t xml:space="preserve">April 2026</w:t>
-            </w:r>
-          </w:p>
-        </w:tc>
-        <w:tc>
-          <w:tcPr>
-            <w:tcW w:type="dxa" w:w="5360"/>
-            <w:tcBorders>
-              <w:top w:val="single" w:color="ddd3c8" w:sz="1"/>
-              <w:left w:val="single" w:color="ddd3c8" w:sz="1"/>
-              <w:bottom w:val="single" w:color="ddd3c8" w:sz="1"/>
-              <w:right w:val="single" w:color="ddd3c8" w:sz="1"/>
-            </w:tcBorders>
-            <w:shd w:fill="f2ebe4" w:val="clear"/>
-            <w:tcMar>
-              <w:top w:type="dxa" w:w="80"/>
-              <w:left w:type="dxa" w:w="140"/>
-              <w:bottom w:type="dxa" w:w="80"/>
-              <w:right w:type="dxa" w:w="140"/>
-            </w:tcMar>
-          </w:tcPr>
-          <w:p>
-            <w:pPr>
-              <w:spacing w:before="0" w:after="0"/>
-              <w:jc w:val="left"/>
-            </w:pPr>
-            <w:r>
-              <w:rPr>
-                <w:rFonts w:ascii="Arial" w:cs="Arial" w:eastAsia="Arial" w:hAnsi="Arial"/>
-                <w:b/>
-                <w:bCs/>
-                <w:i w:val="false"/>
-                <w:iCs w:val="false"/>
-                <w:color w:val="3a2e3f"/>
-                <w:sz w:val="19"/>
-                <w:szCs w:val="19"/>
-              </w:rPr>
-              <w:t xml:space="preserve">Resume draft storage, feedback fields, active resume flag, tailored resume generation per saved job.</w:t>
+              <w:t xml:space="preserve">Software stack map, AI gap analysis from job log, named learning recommendations, portfolio project ideas, PD activity log.</w:t>
             </w:r>
           </w:p>
         </w:tc>
@@ -7476,7 +7947,7 @@
                 <w:sz w:val="19"/>
                 <w:szCs w:val="19"/>
               </w:rPr>
-              <w:t xml:space="preserve">Phase 4 — Skills &amp; PD</w:t>
+              <w:t xml:space="preserve">Phase 3 — Resume Vault</w:t>
             </w:r>
           </w:p>
         </w:tc>
@@ -7513,7 +7984,7 @@
                 <w:sz w:val="19"/>
                 <w:szCs w:val="19"/>
               </w:rPr>
-              <w:t xml:space="preserve">April 2026</w:t>
+              <w:t xml:space="preserve">In progress</w:t>
             </w:r>
           </w:p>
         </w:tc>
@@ -7550,7 +8021,7 @@
                 <w:sz w:val="19"/>
                 <w:szCs w:val="19"/>
               </w:rPr>
-              <w:t xml:space="preserve">Software stack map, gap analysis from job log, AI resource recommendations, portfolio project idea generator.</w:t>
+              <w:t xml:space="preserve">Base resume draft storage. Tailored resume edit suggestions per job — lives inside each job entry alongside the cover letter.</w:t>
             </w:r>
           </w:p>
         </w:tc>
@@ -7626,7 +8097,7 @@
                 <w:sz w:val="19"/>
                 <w:szCs w:val="19"/>
               </w:rPr>
-              <w:t xml:space="preserve">May 2026</w:t>
+              <w:t xml:space="preserve">April 2026</w:t>
             </w:r>
           </w:p>
         </w:tc>

--- a/Render_PRD.docx
+++ b/Render_PRD.docx
@@ -943,7 +943,7 @@
                 <w:sz w:val="19"/>
                 <w:szCs w:val="19"/>
               </w:rPr>
-              <w:t xml:space="preserve">The persistent career launchpad exported from Product 1. Students own this forever. Includes customizable themes, all their semester work, and ongoing AI career tools.</w:t>
+              <w:t xml:space="preserve">The persistent career launchpad exported from the Launch Plan panel. Students choose from 4 color themes and download a standalone HTML file containing all their work. No login required — they own it forever.</w:t>
             </w:r>
           </w:p>
         </w:tc>
@@ -956,31 +956,31 @@
               <w:bottom w:val="single" w:color="ddd3c8" w:sz="1"/>
               <w:right w:val="single" w:color="ddd3c8" w:sz="1"/>
             </w:tcBorders>
-            <w:shd w:fill="f2ebe4" w:val="clear"/>
-            <w:tcMar>
-              <w:top w:type="dxa" w:w="80"/>
-              <w:left w:type="dxa" w:w="140"/>
-              <w:bottom w:type="dxa" w:w="80"/>
-              <w:right w:type="dxa" w:w="140"/>
-            </w:tcMar>
-          </w:tcPr>
-          <w:p>
-            <w:pPr>
-              <w:spacing w:before="0" w:after="0"/>
-              <w:jc w:val="left"/>
-            </w:pPr>
-            <w:r>
-              <w:rPr>
-                <w:rFonts w:ascii="Arial" w:cs="Arial" w:eastAsia="Arial" w:hAnsi="Arial"/>
-                <w:b w:val="false"/>
-                <w:bCs w:val="false"/>
-                <w:i/>
-                <w:iCs/>
-                <w:color w:val="8a7e7a"/>
-                <w:sz w:val="19"/>
-                <w:szCs w:val="19"/>
-              </w:rPr>
-              <w:t xml:space="preserve">Planned — Week 15 export</w:t>
+            <w:shd w:fill="e4ede5" w:val="clear"/>
+            <w:tcMar>
+              <w:top w:type="dxa" w:w="80"/>
+              <w:left w:type="dxa" w:w="140"/>
+              <w:bottom w:type="dxa" w:w="80"/>
+              <w:right w:type="dxa" w:w="140"/>
+            </w:tcMar>
+          </w:tcPr>
+          <w:p>
+            <w:pPr>
+              <w:spacing w:before="0" w:after="0"/>
+              <w:jc w:val="left"/>
+            </w:pPr>
+            <w:r>
+              <w:rPr>
+                <w:rFonts w:ascii="Arial" w:cs="Arial" w:eastAsia="Arial" w:hAnsi="Arial"/>
+                <w:b/>
+                <w:bCs/>
+                <w:i w:val="false"/>
+                <w:iCs w:val="false"/>
+                <w:color w:val="4a7c4e"/>
+                <w:sz w:val="19"/>
+                <w:szCs w:val="19"/>
+              </w:rPr>
+              <w:t xml:space="preserve">✓ Built — Week 15 export</w:t>
             </w:r>
           </w:p>
         </w:tc>
@@ -2831,7 +2831,7 @@
                 <w:sz w:val="19"/>
                 <w:szCs w:val="19"/>
               </w:rPr>
-              <w:t xml:space="preserve">Base resume drafts (1st–4th) stored and labeled with instructor feedback fields. Lives inside the Job Log — each application entry holds the tailored resume edits and cover letter for that specific job. AI suggests specific edits and additions to make to the existing resume for each job (not a full rewrite). Students review the full application package when interview calls come in.</w:t>
+              <w:t xml:space="preserve">Base resume drafts (1st–4th) with instructor feedback fields and active resume flag. Each job entry holds tailored AI resume edit suggestions alongside the cover letter — students review their full application package when interview calls come in.</w:t>
             </w:r>
           </w:p>
         </w:tc>
@@ -2844,31 +2844,31 @@
               <w:bottom w:val="single" w:color="ddd3c8" w:sz="1"/>
               <w:right w:val="single" w:color="ddd3c8" w:sz="1"/>
             </w:tcBorders>
-            <w:shd w:fill="fdf3e7" w:val="clear"/>
-            <w:tcMar>
-              <w:top w:type="dxa" w:w="80"/>
-              <w:left w:type="dxa" w:w="140"/>
-              <w:bottom w:type="dxa" w:w="80"/>
-              <w:right w:type="dxa" w:w="140"/>
-            </w:tcMar>
-          </w:tcPr>
-          <w:p>
-            <w:pPr>
-              <w:spacing w:before="0" w:after="0"/>
-              <w:jc w:val="left"/>
-            </w:pPr>
-            <w:r>
-              <w:rPr>
-                <w:rFonts w:ascii="Arial" w:cs="Arial" w:eastAsia="Arial" w:hAnsi="Arial"/>
-                <w:b/>
-                <w:bCs/>
-                <w:i w:val="false"/>
-                <w:iCs w:val="false"/>
-                <w:color w:val="b8956a"/>
-                <w:sz w:val="19"/>
-                <w:szCs w:val="19"/>
-              </w:rPr>
-              <w:t xml:space="preserve">In progress</w:t>
+            <w:shd w:fill="e4ede5" w:val="clear"/>
+            <w:tcMar>
+              <w:top w:type="dxa" w:w="80"/>
+              <w:left w:type="dxa" w:w="140"/>
+              <w:bottom w:type="dxa" w:w="80"/>
+              <w:right w:type="dxa" w:w="140"/>
+            </w:tcMar>
+          </w:tcPr>
+          <w:p>
+            <w:pPr>
+              <w:spacing w:before="0" w:after="0"/>
+              <w:jc w:val="left"/>
+            </w:pPr>
+            <w:r>
+              <w:rPr>
+                <w:rFonts w:ascii="Arial" w:cs="Arial" w:eastAsia="Arial" w:hAnsi="Arial"/>
+                <w:b/>
+                <w:bCs/>
+                <w:i w:val="false"/>
+                <w:iCs w:val="false"/>
+                <w:color w:val="4a7c4e"/>
+                <w:sz w:val="19"/>
+                <w:szCs w:val="19"/>
+              </w:rPr>
+              <w:t xml:space="preserve">✓ Built</w:t>
             </w:r>
           </w:p>
         </w:tc>
@@ -3018,7 +3018,7 @@
                 <w:sz w:val="19"/>
                 <w:szCs w:val="19"/>
               </w:rPr>
-              <w:t xml:space="preserve">Software stack checklist by program (6 categories, ~60 tools). Skills-to-build list — add manually or pull gaps automatically from saved job entries via AI. AI recommends free resources by name (specific YouTube channels, Coursera courses, Adobe tutorials). Portfolio project idea generator tied to real job requirements. PD activity log (activity, category, time, reflection) that feeds into the final PD plan.</w:t>
+              <w:t xml:space="preserve">Software stack checklist by program (6 categories, ~60 tools). Skills-to-build list — add manually or pull gaps from saved job entries via AI. Named free learning resources (specific YouTube channels, Coursera courses, Adobe tutorials). Portfolio project idea generator. PD activity log.</w:t>
             </w:r>
           </w:p>
         </w:tc>
@@ -3205,7 +3205,7 @@
                 <w:sz w:val="19"/>
                 <w:szCs w:val="19"/>
               </w:rPr>
-              <w:t xml:space="preserve">Contact log with outreach status tracker. AI drafts personalized LinkedIn connection messages. Mentor tracker with follow-up. Connects to job/client log entries.</w:t>
+              <w:t xml:space="preserve">Contact log with type tagging (mentor, employer, peer, alumni, industry). Outreach status tracker. AI drafts personalized LinkedIn connection requests under 300 characters. Redraft per contact anytime. Color-coded by contact type.</w:t>
             </w:r>
           </w:p>
         </w:tc>
@@ -3218,31 +3218,31 @@
               <w:bottom w:val="single" w:color="ddd3c8" w:sz="1"/>
               <w:right w:val="single" w:color="ddd3c8" w:sz="1"/>
             </w:tcBorders>
-            <w:shd w:fill="f2ebe4" w:val="clear"/>
-            <w:tcMar>
-              <w:top w:type="dxa" w:w="80"/>
-              <w:left w:type="dxa" w:w="140"/>
-              <w:bottom w:type="dxa" w:w="80"/>
-              <w:right w:type="dxa" w:w="140"/>
-            </w:tcMar>
-          </w:tcPr>
-          <w:p>
-            <w:pPr>
-              <w:spacing w:before="0" w:after="0"/>
-              <w:jc w:val="left"/>
-            </w:pPr>
-            <w:r>
-              <w:rPr>
-                <w:rFonts w:ascii="Arial" w:cs="Arial" w:eastAsia="Arial" w:hAnsi="Arial"/>
-                <w:b w:val="false"/>
-                <w:bCs w:val="false"/>
-                <w:i/>
-                <w:iCs/>
-                <w:color w:val="8a7e7a"/>
-                <w:sz w:val="19"/>
-                <w:szCs w:val="19"/>
-              </w:rPr>
-              <w:t xml:space="preserve">Planned</w:t>
+            <w:shd w:fill="e4ede5" w:val="clear"/>
+            <w:tcMar>
+              <w:top w:type="dxa" w:w="80"/>
+              <w:left w:type="dxa" w:w="140"/>
+              <w:bottom w:type="dxa" w:w="80"/>
+              <w:right w:type="dxa" w:w="140"/>
+            </w:tcMar>
+          </w:tcPr>
+          <w:p>
+            <w:pPr>
+              <w:spacing w:before="0" w:after="0"/>
+              <w:jc w:val="left"/>
+            </w:pPr>
+            <w:r>
+              <w:rPr>
+                <w:rFonts w:ascii="Arial" w:cs="Arial" w:eastAsia="Arial" w:hAnsi="Arial"/>
+                <w:b/>
+                <w:bCs/>
+                <w:i w:val="false"/>
+                <w:iCs w:val="false"/>
+                <w:color w:val="4a7c4e"/>
+                <w:sz w:val="19"/>
+                <w:szCs w:val="19"/>
+              </w:rPr>
+              <w:t xml:space="preserve">✓ Built</w:t>
             </w:r>
           </w:p>
         </w:tc>
@@ -3318,7 +3318,7 @@
                 <w:sz w:val="19"/>
                 <w:szCs w:val="19"/>
               </w:rPr>
-              <w:t xml:space="preserve">Launch Plan</w:t>
+              <w:t xml:space="preserve">Interview Prep + Launch Plan</w:t>
             </w:r>
           </w:p>
         </w:tc>
@@ -3355,7 +3355,7 @@
                 <w:sz w:val="19"/>
                 <w:szCs w:val="19"/>
               </w:rPr>
-              <w:t xml:space="preserve">15</w:t>
+              <w:t xml:space="preserve">13–15</w:t>
             </w:r>
           </w:p>
         </w:tc>
@@ -3392,7 +3392,7 @@
                 <w:sz w:val="19"/>
                 <w:szCs w:val="19"/>
               </w:rPr>
-              <w:t xml:space="preserve">Interview prep: pulls saved jobs, generates role-specific questions. Final PD plan: AI generates from goals + gaps + weekly hours. Dashboard export: generates Product 2 from all accumulated data.</w:t>
+              <w:t xml:space="preserve">Interview: role-specific questions from saved jobs, general questions by role type, answer practice with AI feedback, saved Q&amp;A log, Big Interview link (gccaz.biginterview.com). Launch: 90-day AI PD plan from all student data, semester stats, 4-theme Product 2 export.</w:t>
             </w:r>
           </w:p>
         </w:tc>
@@ -3405,31 +3405,31 @@
               <w:bottom w:val="single" w:color="ddd3c8" w:sz="1"/>
               <w:right w:val="single" w:color="ddd3c8" w:sz="1"/>
             </w:tcBorders>
-            <w:shd w:fill="f2ebe4" w:val="clear"/>
-            <w:tcMar>
-              <w:top w:type="dxa" w:w="80"/>
-              <w:left w:type="dxa" w:w="140"/>
-              <w:bottom w:type="dxa" w:w="80"/>
-              <w:right w:type="dxa" w:w="140"/>
-            </w:tcMar>
-          </w:tcPr>
-          <w:p>
-            <w:pPr>
-              <w:spacing w:before="0" w:after="0"/>
-              <w:jc w:val="left"/>
-            </w:pPr>
-            <w:r>
-              <w:rPr>
-                <w:rFonts w:ascii="Arial" w:cs="Arial" w:eastAsia="Arial" w:hAnsi="Arial"/>
-                <w:b w:val="false"/>
-                <w:bCs w:val="false"/>
-                <w:i/>
-                <w:iCs/>
-                <w:color w:val="8a7e7a"/>
-                <w:sz w:val="19"/>
-                <w:szCs w:val="19"/>
-              </w:rPr>
-              <w:t xml:space="preserve">Planned</w:t>
+            <w:shd w:fill="e4ede5" w:val="clear"/>
+            <w:tcMar>
+              <w:top w:type="dxa" w:w="80"/>
+              <w:left w:type="dxa" w:w="140"/>
+              <w:bottom w:type="dxa" w:w="80"/>
+              <w:right w:type="dxa" w:w="140"/>
+            </w:tcMar>
+          </w:tcPr>
+          <w:p>
+            <w:pPr>
+              <w:spacing w:before="0" w:after="0"/>
+              <w:jc w:val="left"/>
+            </w:pPr>
+            <w:r>
+              <w:rPr>
+                <w:rFonts w:ascii="Arial" w:cs="Arial" w:eastAsia="Arial" w:hAnsi="Arial"/>
+                <w:b/>
+                <w:bCs/>
+                <w:i w:val="false"/>
+                <w:iCs w:val="false"/>
+                <w:color w:val="4a7c4e"/>
+                <w:sz w:val="19"/>
+                <w:szCs w:val="19"/>
+              </w:rPr>
+              <w:t xml:space="preserve">✓ Built</w:t>
             </w:r>
           </w:p>
         </w:tc>
@@ -5525,7 +5525,7 @@
                 <w:sz w:val="19"/>
                 <w:szCs w:val="19"/>
               </w:rPr>
-              <w:t xml:space="preserve">Resume Edit Suggestions (Phase 3)</w:t>
+              <w:t xml:space="preserve">Resume Edit Suggestions ✓</w:t>
             </w:r>
           </w:p>
         </w:tc>
@@ -5562,7 +5562,7 @@
                 <w:sz w:val="19"/>
                 <w:szCs w:val="19"/>
               </w:rPr>
-              <w:t xml:space="preserve">Student's base resume + job description</w:t>
+              <w:t xml:space="preserve">Student's active resume + job description</w:t>
             </w:r>
           </w:p>
         </w:tc>
@@ -5638,7 +5638,7 @@
                 <w:sz w:val="19"/>
                 <w:szCs w:val="19"/>
               </w:rPr>
-              <w:t xml:space="preserve">Interview Prep (Phase 6)</w:t>
+              <w:t xml:space="preserve">LinkedIn Message ✓</w:t>
             </w:r>
           </w:p>
         </w:tc>
@@ -5675,7 +5675,7 @@
                 <w:sz w:val="19"/>
                 <w:szCs w:val="19"/>
               </w:rPr>
-              <w:t xml:space="preserve">Student profile + saved job description</w:t>
+              <w:t xml:space="preserve">Contact name, role, company, how found, notes</w:t>
             </w:r>
           </w:p>
         </w:tc>
@@ -5712,7 +5712,7 @@
                 <w:sz w:val="19"/>
                 <w:szCs w:val="19"/>
               </w:rPr>
-              <w:t xml:space="preserve">Role-specific interview questions, suggested answer frameworks</w:t>
+              <w:t xml:space="preserve">Personalized connection request under 300 chars — sounds human, low-pressure</w:t>
             </w:r>
           </w:p>
         </w:tc>
@@ -5751,7 +5751,7 @@
                 <w:sz w:val="19"/>
                 <w:szCs w:val="19"/>
               </w:rPr>
-              <w:t xml:space="preserve">PD Plan (Phase 6)</w:t>
+              <w:t xml:space="preserve">Interview Questions ✓</w:t>
             </w:r>
           </w:p>
         </w:tc>
@@ -5788,7 +5788,7 @@
                 <w:sz w:val="19"/>
                 <w:szCs w:val="19"/>
               </w:rPr>
-              <w:t xml:space="preserve">All accumulated student data + weekly hours</w:t>
+              <w:t xml:space="preserve">Student profile + saved job description</w:t>
             </w:r>
           </w:p>
         </w:tc>
@@ -5825,7 +5825,346 @@
                 <w:sz w:val="19"/>
                 <w:szCs w:val="19"/>
               </w:rPr>
-              <w:t xml:space="preserve">Personalized professional development plan for post-graduation</w:t>
+              <w:t xml:space="preserve">10 role-specific questions: behavioral, technical, situational, why us, process</w:t>
+            </w:r>
+          </w:p>
+        </w:tc>
+      </w:tr>
+      <w:tr>
+        <w:tc>
+          <w:tcPr>
+            <w:tcW w:type="dxa" w:w="2200"/>
+            <w:tcBorders>
+              <w:top w:val="single" w:color="ddd3c8" w:sz="1"/>
+              <w:left w:val="single" w:color="ddd3c8" w:sz="1"/>
+              <w:bottom w:val="single" w:color="ddd3c8" w:sz="1"/>
+              <w:right w:val="single" w:color="ddd3c8" w:sz="1"/>
+            </w:tcBorders>
+            <w:shd w:fill="e4ede5" w:val="clear"/>
+            <w:tcMar>
+              <w:top w:type="dxa" w:w="80"/>
+              <w:left w:type="dxa" w:w="140"/>
+              <w:bottom w:type="dxa" w:w="80"/>
+              <w:right w:type="dxa" w:w="140"/>
+            </w:tcMar>
+          </w:tcPr>
+          <w:p>
+            <w:pPr>
+              <w:spacing w:before="0" w:after="0"/>
+              <w:jc w:val="left"/>
+            </w:pPr>
+            <w:r>
+              <w:rPr>
+                <w:rFonts w:ascii="Arial" w:cs="Arial" w:eastAsia="Arial" w:hAnsi="Arial"/>
+                <w:b/>
+                <w:bCs/>
+                <w:i w:val="false"/>
+                <w:iCs w:val="false"/>
+                <w:color w:val="4a7c4e"/>
+                <w:sz w:val="19"/>
+                <w:szCs w:val="19"/>
+              </w:rPr>
+              <w:t xml:space="preserve">General Interview Qs ✓</w:t>
+            </w:r>
+          </w:p>
+        </w:tc>
+        <w:tc>
+          <w:tcPr>
+            <w:tcW w:type="dxa" w:w="3480"/>
+            <w:tcBorders>
+              <w:top w:val="single" w:color="ddd3c8" w:sz="1"/>
+              <w:left w:val="single" w:color="ddd3c8" w:sz="1"/>
+              <w:bottom w:val="single" w:color="ddd3c8" w:sz="1"/>
+              <w:right w:val="single" w:color="ddd3c8" w:sz="1"/>
+            </w:tcBorders>
+            <w:shd w:fill="FFFFFF" w:val="clear"/>
+            <w:tcMar>
+              <w:top w:type="dxa" w:w="80"/>
+              <w:left w:type="dxa" w:w="140"/>
+              <w:bottom w:type="dxa" w:w="80"/>
+              <w:right w:type="dxa" w:w="140"/>
+            </w:tcMar>
+          </w:tcPr>
+          <w:p>
+            <w:pPr>
+              <w:spacing w:before="0" w:after="0"/>
+              <w:jc w:val="left"/>
+            </w:pPr>
+            <w:r>
+              <w:rPr>
+                <w:rFonts w:ascii="Arial" w:cs="Arial" w:eastAsia="Arial" w:hAnsi="Arial"/>
+                <w:b/>
+                <w:bCs/>
+                <w:i w:val="false"/>
+                <w:iCs w:val="false"/>
+                <w:color w:val="3a2e3f"/>
+                <w:sz w:val="19"/>
+                <w:szCs w:val="19"/>
+              </w:rPr>
+              <w:t xml:space="preserve">Student profile + role type entered</w:t>
+            </w:r>
+          </w:p>
+        </w:tc>
+        <w:tc>
+          <w:tcPr>
+            <w:tcW w:type="dxa" w:w="3680"/>
+            <w:tcBorders>
+              <w:top w:val="single" w:color="ddd3c8" w:sz="1"/>
+              <w:left w:val="single" w:color="ddd3c8" w:sz="1"/>
+              <w:bottom w:val="single" w:color="ddd3c8" w:sz="1"/>
+              <w:right w:val="single" w:color="ddd3c8" w:sz="1"/>
+            </w:tcBorders>
+            <w:shd w:fill="FFFFFF" w:val="clear"/>
+            <w:tcMar>
+              <w:top w:type="dxa" w:w="80"/>
+              <w:left w:type="dxa" w:w="140"/>
+              <w:bottom w:type="dxa" w:w="80"/>
+              <w:right w:type="dxa" w:w="140"/>
+            </w:tcMar>
+          </w:tcPr>
+          <w:p>
+            <w:pPr>
+              <w:spacing w:before="0" w:after="0"/>
+              <w:jc w:val="left"/>
+            </w:pPr>
+            <w:r>
+              <w:rPr>
+                <w:rFonts w:ascii="Arial" w:cs="Arial" w:eastAsia="Arial" w:hAnsi="Arial"/>
+                <w:b/>
+                <w:bCs/>
+                <w:i w:val="false"/>
+                <w:iCs w:val="false"/>
+                <w:color w:val="3a2e3f"/>
+                <w:sz w:val="19"/>
+                <w:szCs w:val="19"/>
+              </w:rPr>
+              <w:t xml:space="preserve">8 questions for any creative role — STAR, portfolio, situational mix</w:t>
+            </w:r>
+          </w:p>
+        </w:tc>
+      </w:tr>
+      <w:tr>
+        <w:tc>
+          <w:tcPr>
+            <w:tcW w:type="dxa" w:w="2200"/>
+            <w:tcBorders>
+              <w:top w:val="single" w:color="ddd3c8" w:sz="1"/>
+              <w:left w:val="single" w:color="ddd3c8" w:sz="1"/>
+              <w:bottom w:val="single" w:color="ddd3c8" w:sz="1"/>
+              <w:right w:val="single" w:color="ddd3c8" w:sz="1"/>
+            </w:tcBorders>
+            <w:shd w:fill="e4ede5" w:val="clear"/>
+            <w:tcMar>
+              <w:top w:type="dxa" w:w="80"/>
+              <w:left w:type="dxa" w:w="140"/>
+              <w:bottom w:type="dxa" w:w="80"/>
+              <w:right w:type="dxa" w:w="140"/>
+            </w:tcMar>
+          </w:tcPr>
+          <w:p>
+            <w:pPr>
+              <w:spacing w:before="0" w:after="0"/>
+              <w:jc w:val="left"/>
+            </w:pPr>
+            <w:r>
+              <w:rPr>
+                <w:rFonts w:ascii="Arial" w:cs="Arial" w:eastAsia="Arial" w:hAnsi="Arial"/>
+                <w:b/>
+                <w:bCs/>
+                <w:i w:val="false"/>
+                <w:iCs w:val="false"/>
+                <w:color w:val="4a7c4e"/>
+                <w:sz w:val="19"/>
+                <w:szCs w:val="19"/>
+              </w:rPr>
+              <w:t xml:space="preserve">Answer Feedback ✓</w:t>
+            </w:r>
+          </w:p>
+        </w:tc>
+        <w:tc>
+          <w:tcPr>
+            <w:tcW w:type="dxa" w:w="3480"/>
+            <w:tcBorders>
+              <w:top w:val="single" w:color="ddd3c8" w:sz="1"/>
+              <w:left w:val="single" w:color="ddd3c8" w:sz="1"/>
+              <w:bottom w:val="single" w:color="ddd3c8" w:sz="1"/>
+              <w:right w:val="single" w:color="ddd3c8" w:sz="1"/>
+            </w:tcBorders>
+            <w:shd w:fill="f2ebe4" w:val="clear"/>
+            <w:tcMar>
+              <w:top w:type="dxa" w:w="80"/>
+              <w:left w:type="dxa" w:w="140"/>
+              <w:bottom w:type="dxa" w:w="80"/>
+              <w:right w:type="dxa" w:w="140"/>
+            </w:tcMar>
+          </w:tcPr>
+          <w:p>
+            <w:pPr>
+              <w:spacing w:before="0" w:after="0"/>
+              <w:jc w:val="left"/>
+            </w:pPr>
+            <w:r>
+              <w:rPr>
+                <w:rFonts w:ascii="Arial" w:cs="Arial" w:eastAsia="Arial" w:hAnsi="Arial"/>
+                <w:b/>
+                <w:bCs/>
+                <w:i w:val="false"/>
+                <w:iCs w:val="false"/>
+                <w:color w:val="3a2e3f"/>
+                <w:sz w:val="19"/>
+                <w:szCs w:val="19"/>
+              </w:rPr>
+              <w:t xml:space="preserve">Question + student's written answer</w:t>
+            </w:r>
+          </w:p>
+        </w:tc>
+        <w:tc>
+          <w:tcPr>
+            <w:tcW w:type="dxa" w:w="3680"/>
+            <w:tcBorders>
+              <w:top w:val="single" w:color="ddd3c8" w:sz="1"/>
+              <w:left w:val="single" w:color="ddd3c8" w:sz="1"/>
+              <w:bottom w:val="single" w:color="ddd3c8" w:sz="1"/>
+              <w:right w:val="single" w:color="ddd3c8" w:sz="1"/>
+            </w:tcBorders>
+            <w:shd w:fill="f2ebe4" w:val="clear"/>
+            <w:tcMar>
+              <w:top w:type="dxa" w:w="80"/>
+              <w:left w:type="dxa" w:w="140"/>
+              <w:bottom w:type="dxa" w:w="80"/>
+              <w:right w:type="dxa" w:w="140"/>
+            </w:tcMar>
+          </w:tcPr>
+          <w:p>
+            <w:pPr>
+              <w:spacing w:before="0" w:after="0"/>
+              <w:jc w:val="left"/>
+            </w:pPr>
+            <w:r>
+              <w:rPr>
+                <w:rFonts w:ascii="Arial" w:cs="Arial" w:eastAsia="Arial" w:hAnsi="Arial"/>
+                <w:b/>
+                <w:bCs/>
+                <w:i w:val="false"/>
+                <w:iCs w:val="false"/>
+                <w:color w:val="3a2e3f"/>
+                <w:sz w:val="19"/>
+                <w:szCs w:val="19"/>
+              </w:rPr>
+              <w:t xml:space="preserve">What's working, what to improve, stronger version of the weakest part</w:t>
+            </w:r>
+          </w:p>
+        </w:tc>
+      </w:tr>
+      <w:tr>
+        <w:tc>
+          <w:tcPr>
+            <w:tcW w:type="dxa" w:w="2200"/>
+            <w:tcBorders>
+              <w:top w:val="single" w:color="ddd3c8" w:sz="1"/>
+              <w:left w:val="single" w:color="ddd3c8" w:sz="1"/>
+              <w:bottom w:val="single" w:color="ddd3c8" w:sz="1"/>
+              <w:right w:val="single" w:color="ddd3c8" w:sz="1"/>
+            </w:tcBorders>
+            <w:shd w:fill="e4ede5" w:val="clear"/>
+            <w:tcMar>
+              <w:top w:type="dxa" w:w="80"/>
+              <w:left w:type="dxa" w:w="140"/>
+              <w:bottom w:type="dxa" w:w="80"/>
+              <w:right w:type="dxa" w:w="140"/>
+            </w:tcMar>
+          </w:tcPr>
+          <w:p>
+            <w:pPr>
+              <w:spacing w:before="0" w:after="0"/>
+              <w:jc w:val="left"/>
+            </w:pPr>
+            <w:r>
+              <w:rPr>
+                <w:rFonts w:ascii="Arial" w:cs="Arial" w:eastAsia="Arial" w:hAnsi="Arial"/>
+                <w:b/>
+                <w:bCs/>
+                <w:i w:val="false"/>
+                <w:iCs w:val="false"/>
+                <w:color w:val="4a7c4e"/>
+                <w:sz w:val="19"/>
+                <w:szCs w:val="19"/>
+              </w:rPr>
+              <w:t xml:space="preserve">PD Plan ✓</w:t>
+            </w:r>
+          </w:p>
+        </w:tc>
+        <w:tc>
+          <w:tcPr>
+            <w:tcW w:type="dxa" w:w="3480"/>
+            <w:tcBorders>
+              <w:top w:val="single" w:color="ddd3c8" w:sz="1"/>
+              <w:left w:val="single" w:color="ddd3c8" w:sz="1"/>
+              <w:bottom w:val="single" w:color="ddd3c8" w:sz="1"/>
+              <w:right w:val="single" w:color="ddd3c8" w:sz="1"/>
+            </w:tcBorders>
+            <w:shd w:fill="FFFFFF" w:val="clear"/>
+            <w:tcMar>
+              <w:top w:type="dxa" w:w="80"/>
+              <w:left w:type="dxa" w:w="140"/>
+              <w:bottom w:type="dxa" w:w="80"/>
+              <w:right w:type="dxa" w:w="140"/>
+            </w:tcMar>
+          </w:tcPr>
+          <w:p>
+            <w:pPr>
+              <w:spacing w:before="0" w:after="0"/>
+              <w:jc w:val="left"/>
+            </w:pPr>
+            <w:r>
+              <w:rPr>
+                <w:rFonts w:ascii="Arial" w:cs="Arial" w:eastAsia="Arial" w:hAnsi="Arial"/>
+                <w:b/>
+                <w:bCs/>
+                <w:i w:val="false"/>
+                <w:iCs w:val="false"/>
+                <w:color w:val="3a2e3f"/>
+                <w:sz w:val="19"/>
+                <w:szCs w:val="19"/>
+              </w:rPr>
+              <w:t xml:space="preserve">All student data + weekly hours + focus note</w:t>
+            </w:r>
+          </w:p>
+        </w:tc>
+        <w:tc>
+          <w:tcPr>
+            <w:tcW w:type="dxa" w:w="3680"/>
+            <w:tcBorders>
+              <w:top w:val="single" w:color="ddd3c8" w:sz="1"/>
+              <w:left w:val="single" w:color="ddd3c8" w:sz="1"/>
+              <w:bottom w:val="single" w:color="ddd3c8" w:sz="1"/>
+              <w:right w:val="single" w:color="ddd3c8" w:sz="1"/>
+            </w:tcBorders>
+            <w:shd w:fill="FFFFFF" w:val="clear"/>
+            <w:tcMar>
+              <w:top w:type="dxa" w:w="80"/>
+              <w:left w:type="dxa" w:w="140"/>
+              <w:bottom w:type="dxa" w:w="80"/>
+              <w:right w:type="dxa" w:w="140"/>
+            </w:tcMar>
+          </w:tcPr>
+          <w:p>
+            <w:pPr>
+              <w:spacing w:before="0" w:after="0"/>
+              <w:jc w:val="left"/>
+            </w:pPr>
+            <w:r>
+              <w:rPr>
+                <w:rFonts w:ascii="Arial" w:cs="Arial" w:eastAsia="Arial" w:hAnsi="Arial"/>
+                <w:b/>
+                <w:bCs/>
+                <w:i w:val="false"/>
+                <w:iCs w:val="false"/>
+                <w:color w:val="3a2e3f"/>
+                <w:sz w:val="19"/>
+                <w:szCs w:val="19"/>
+              </w:rPr>
+              <w:t xml:space="preserve">Personalized 90-day plan: launch week, months 1-3, weekly rhythm, the most important thing</w:t>
             </w:r>
           </w:p>
         </w:tc>
@@ -6739,14 +7078,14 @@
         </w:tblBorders>
       </w:tblPr>
       <w:tblGrid>
-        <w:gridCol w:w="4680"/>
+        <w:gridCol w:w="4400"/>
         <w:gridCol w:w="1080"/>
-        <w:gridCol w:w="3600"/>
+        <w:gridCol w:w="3880"/>
       </w:tblGrid>
       <w:tr>
         <w:tc>
           <w:tcPr>
-            <w:tcW w:type="dxa" w:w="4680"/>
+            <w:tcW w:type="dxa" w:w="4400"/>
             <w:tcBorders>
               <w:top w:val="single" w:color="4a7c4e" w:sz="1"/>
               <w:left w:val="single" w:color="4a7c4e" w:sz="1"/>
@@ -6820,7 +7159,7 @@
         </w:tc>
         <w:tc>
           <w:tcPr>
-            <w:tcW w:type="dxa" w:w="3600"/>
+            <w:tcW w:type="dxa" w:w="3880"/>
             <w:tcBorders>
               <w:top w:val="single" w:color="4a7c4e" w:sz="1"/>
               <w:left w:val="single" w:color="4a7c4e" w:sz="1"/>
@@ -6859,7 +7198,7 @@
       <w:tr>
         <w:tc>
           <w:tcPr>
-            <w:tcW w:type="dxa" w:w="4680"/>
+            <w:tcW w:type="dxa" w:w="4400"/>
             <w:tcBorders>
               <w:top w:val="single" w:color="ddd3c8" w:sz="1"/>
               <w:left w:val="single" w:color="ddd3c8" w:sz="1"/>
@@ -6890,7 +7229,7 @@
                 <w:sz w:val="19"/>
                 <w:szCs w:val="19"/>
               </w:rPr>
-              <w:t xml:space="preserve">How should authentication work long-term? MEID + password is prototype-only.</w:t>
+              <w:t xml:space="preserve">Long-term auth: MEID + password is prototype-only. Maricopa accounts disabled at graduation.</w:t>
             </w:r>
           </w:p>
         </w:tc>
@@ -6933,7 +7272,7 @@
         </w:tc>
         <w:tc>
           <w:tcPr>
-            <w:tcW w:type="dxa" w:w="3600"/>
+            <w:tcW w:type="dxa" w:w="3880"/>
             <w:tcBorders>
               <w:top w:val="single" w:color="ddd3c8" w:sz="1"/>
               <w:left w:val="single" w:color="ddd3c8" w:sz="1"/>
@@ -6964,7 +7303,7 @@
                 <w:sz w:val="19"/>
                 <w:szCs w:val="19"/>
               </w:rPr>
-              <w:t xml:space="preserve">Google OAuth with Maricopa account is the cleanest FERPA-safe option. Requires IT coordination.</w:t>
+              <w:t xml:space="preserve">Best path: personal email + password on a real server, not tied to Maricopa. Data follows students after graduation and across devices.</w:t>
             </w:r>
           </w:p>
         </w:tc>
@@ -6972,7 +7311,7 @@
       <w:tr>
         <w:tc>
           <w:tcPr>
-            <w:tcW w:type="dxa" w:w="4680"/>
+            <w:tcW w:type="dxa" w:w="4400"/>
             <w:tcBorders>
               <w:top w:val="single" w:color="ddd3c8" w:sz="1"/>
               <w:left w:val="single" w:color="ddd3c8" w:sz="1"/>
@@ -7003,7 +7342,7 @@
                 <w:sz w:val="19"/>
                 <w:szCs w:val="19"/>
               </w:rPr>
-              <w:t xml:space="preserve">Where does student data live after pilot? localStorage is not durable.</w:t>
+              <w:t xml:space="preserve">Long-term storage: localStorage is device-specific and not durable.</w:t>
             </w:r>
           </w:p>
         </w:tc>
@@ -7046,7 +7385,7 @@
         </w:tc>
         <w:tc>
           <w:tcPr>
-            <w:tcW w:type="dxa" w:w="3600"/>
+            <w:tcW w:type="dxa" w:w="3880"/>
             <w:tcBorders>
               <w:top w:val="single" w:color="ddd3c8" w:sz="1"/>
               <w:left w:val="single" w:color="ddd3c8" w:sz="1"/>
@@ -7077,7 +7416,7 @@
                 <w:sz w:val="19"/>
                 <w:szCs w:val="19"/>
               </w:rPr>
-              <w:t xml:space="preserve">Maricopa Google Drive or school server. Needs IT and FERPA review.</w:t>
+              <w:t xml:space="preserve">Server-side storage needed. Current workaround: JSON export/import. Students save to Google Drive between devices.</w:t>
             </w:r>
           </w:p>
         </w:tc>
@@ -7085,7 +7424,7 @@
       <w:tr>
         <w:tc>
           <w:tcPr>
-            <w:tcW w:type="dxa" w:w="4680"/>
+            <w:tcW w:type="dxa" w:w="4400"/>
             <w:tcBorders>
               <w:top w:val="single" w:color="ddd3c8" w:sz="1"/>
               <w:left w:val="single" w:color="ddd3c8" w:sz="1"/>
@@ -7159,7 +7498,7 @@
         </w:tc>
         <w:tc>
           <w:tcPr>
-            <w:tcW w:type="dxa" w:w="3600"/>
+            <w:tcW w:type="dxa" w:w="3880"/>
             <w:tcBorders>
               <w:top w:val="single" w:color="ddd3c8" w:sz="1"/>
               <w:left w:val="single" w:color="ddd3c8" w:sz="1"/>
@@ -7190,7 +7529,7 @@
                 <w:sz w:val="19"/>
                 <w:szCs w:val="19"/>
               </w:rPr>
-              <w:t xml:space="preserve">If it works, other DMA programs in the district could use it. Would require abstraction of course-specific content.</w:t>
+              <w:t xml:space="preserve">Architecture is already abstracted. Course-specific references are minimal. District-wide deployment is viable after pilot.</w:t>
             </w:r>
           </w:p>
         </w:tc>
@@ -7198,7 +7537,7 @@
       <w:tr>
         <w:tc>
           <w:tcPr>
-            <w:tcW w:type="dxa" w:w="4680"/>
+            <w:tcW w:type="dxa" w:w="4400"/>
             <w:tcBorders>
               <w:top w:val="single" w:color="ddd3c8" w:sz="1"/>
               <w:left w:val="single" w:color="ddd3c8" w:sz="1"/>
@@ -7229,7 +7568,7 @@
                 <w:sz w:val="19"/>
                 <w:szCs w:val="19"/>
               </w:rPr>
-              <w:t xml:space="preserve">Does Career Services want to actively manage the Google Sheet, or just receive a report?</w:t>
+              <w:t xml:space="preserve">Should there be an instructor view showing class-wide progress?</w:t>
             </w:r>
           </w:p>
         </w:tc>
@@ -7272,7 +7611,7 @@
         </w:tc>
         <w:tc>
           <w:tcPr>
-            <w:tcW w:type="dxa" w:w="3600"/>
+            <w:tcW w:type="dxa" w:w="3880"/>
             <w:tcBorders>
               <w:top w:val="single" w:color="ddd3c8" w:sz="1"/>
               <w:left w:val="single" w:color="ddd3c8" w:sz="1"/>
@@ -7303,7 +7642,7 @@
                 <w:sz w:val="19"/>
                 <w:szCs w:val="19"/>
               </w:rPr>
-              <w:t xml:space="preserve">Determines how the pipeline is structured and whether a notification system is needed.</w:t>
+              <w:t xml:space="preserve">Useful for grading and engagement tracking. Requires explicit student consent for FERPA compliance.</w:t>
             </w:r>
           </w:p>
         </w:tc>
@@ -7311,7 +7650,7 @@
       <w:tr>
         <w:tc>
           <w:tcPr>
-            <w:tcW w:type="dxa" w:w="4680"/>
+            <w:tcW w:type="dxa" w:w="4400"/>
             <w:tcBorders>
               <w:top w:val="single" w:color="ddd3c8" w:sz="1"/>
               <w:left w:val="single" w:color="ddd3c8" w:sz="1"/>
@@ -7342,7 +7681,7 @@
                 <w:sz w:val="19"/>
                 <w:szCs w:val="19"/>
               </w:rPr>
-              <w:t xml:space="preserve">Should Product 2 be a hosted web app or a downloadable HTML file?</w:t>
+              <w:t xml:space="preserve">Canvas LTI integration — embed Render inside Canvas rather than as a separate link?</w:t>
             </w:r>
           </w:p>
         </w:tc>
@@ -7355,37 +7694,37 @@
               <w:bottom w:val="single" w:color="ddd3c8" w:sz="1"/>
               <w:right w:val="single" w:color="ddd3c8" w:sz="1"/>
             </w:tcBorders>
-            <w:shd w:fill="fdf3e7" w:val="clear"/>
-            <w:tcMar>
-              <w:top w:type="dxa" w:w="80"/>
-              <w:left w:type="dxa" w:w="140"/>
-              <w:bottom w:type="dxa" w:w="80"/>
-              <w:right w:type="dxa" w:w="140"/>
-            </w:tcMar>
-          </w:tcPr>
-          <w:p>
-            <w:pPr>
-              <w:spacing w:before="0" w:after="0"/>
-              <w:jc w:val="left"/>
-            </w:pPr>
-            <w:r>
-              <w:rPr>
-                <w:rFonts w:ascii="Arial" w:cs="Arial" w:eastAsia="Arial" w:hAnsi="Arial"/>
-                <w:b/>
-                <w:bCs/>
-                <w:i w:val="false"/>
-                <w:iCs w:val="false"/>
-                <w:color w:val="b8956a"/>
-                <w:sz w:val="19"/>
-                <w:szCs w:val="19"/>
-              </w:rPr>
-              <w:t xml:space="preserve">Medium</w:t>
-            </w:r>
-          </w:p>
-        </w:tc>
-        <w:tc>
-          <w:tcPr>
-            <w:tcW w:type="dxa" w:w="3600"/>
+            <w:shd w:fill="e4ede5" w:val="clear"/>
+            <w:tcMar>
+              <w:top w:type="dxa" w:w="80"/>
+              <w:left w:type="dxa" w:w="140"/>
+              <w:bottom w:type="dxa" w:w="80"/>
+              <w:right w:type="dxa" w:w="140"/>
+            </w:tcMar>
+          </w:tcPr>
+          <w:p>
+            <w:pPr>
+              <w:spacing w:before="0" w:after="0"/>
+              <w:jc w:val="left"/>
+            </w:pPr>
+            <w:r>
+              <w:rPr>
+                <w:rFonts w:ascii="Arial" w:cs="Arial" w:eastAsia="Arial" w:hAnsi="Arial"/>
+                <w:b/>
+                <w:bCs/>
+                <w:i w:val="false"/>
+                <w:iCs w:val="false"/>
+                <w:color w:val="4a7c4e"/>
+                <w:sz w:val="19"/>
+                <w:szCs w:val="19"/>
+              </w:rPr>
+              <w:t xml:space="preserve">Low</w:t>
+            </w:r>
+          </w:p>
+        </w:tc>
+        <w:tc>
+          <w:tcPr>
+            <w:tcW w:type="dxa" w:w="3880"/>
             <w:tcBorders>
               <w:top w:val="single" w:color="ddd3c8" w:sz="1"/>
               <w:left w:val="single" w:color="ddd3c8" w:sz="1"/>
@@ -7416,7 +7755,7 @@
                 <w:sz w:val="19"/>
                 <w:szCs w:val="19"/>
               </w:rPr>
-              <w:t xml:space="preserve">Hosted is more durable. Downloadable is simpler. Pilot will be downloadable.</w:t>
+              <w:t xml:space="preserve">Would improve student workflow. Requires Maricopa IT involvement and LTI configuration in Canvas.</w:t>
             </w:r>
           </w:p>
         </w:tc>
@@ -7424,7 +7763,7 @@
       <w:tr>
         <w:tc>
           <w:tcPr>
-            <w:tcW w:type="dxa" w:w="4680"/>
+            <w:tcW w:type="dxa" w:w="4400"/>
             <w:tcBorders>
               <w:top w:val="single" w:color="ddd3c8" w:sz="1"/>
               <w:left w:val="single" w:color="ddd3c8" w:sz="1"/>
@@ -7455,7 +7794,7 @@
                 <w:sz w:val="19"/>
                 <w:szCs w:val="19"/>
               </w:rPr>
-              <w:t xml:space="preserve">Should there be an instructor view showing class-wide progress?</w:t>
+              <w:t xml:space="preserve">Google Drive auto-sync — replace manual export/import with automatic Drive backup?</w:t>
             </w:r>
           </w:p>
         </w:tc>
@@ -7498,7 +7837,7 @@
         </w:tc>
         <w:tc>
           <w:tcPr>
-            <w:tcW w:type="dxa" w:w="3600"/>
+            <w:tcW w:type="dxa" w:w="3880"/>
             <w:tcBorders>
               <w:top w:val="single" w:color="ddd3c8" w:sz="1"/>
               <w:left w:val="single" w:color="ddd3c8" w:sz="1"/>
@@ -7529,7 +7868,7 @@
                 <w:sz w:val="19"/>
                 <w:szCs w:val="19"/>
               </w:rPr>
-              <w:t xml:space="preserve">Useful for grading and engagement, but raises FERPA questions. Would need explicit student consent.</w:t>
+              <w:t xml:space="preserve">Requires Google OAuth setup (Google Cloud Client ID). Currently deferred — manual export is the workaround.</w:t>
             </w:r>
           </w:p>
         </w:tc>
@@ -7721,7 +8060,7 @@
                 <w:sz w:val="19"/>
                 <w:szCs w:val="19"/>
               </w:rPr>
-              <w:t xml:space="preserve">Phase 1–2 complete</w:t>
+              <w:t xml:space="preserve">Phases 1–2 complete</w:t>
             </w:r>
           </w:p>
         </w:tc>
@@ -7795,7 +8134,7 @@
                 <w:sz w:val="19"/>
                 <w:szCs w:val="19"/>
               </w:rPr>
-              <w:t xml:space="preserve">Profile, Goals, Links Hub, Job/Client Log with AI analysis, cover letter generation, freelance lead gen, and Career Services pipeline.</w:t>
+              <w:t xml:space="preserve">Profile, Goals, Links Hub, Job/Client Log with AI analysis, cover letter, freelance lead gen, Career Services pipeline.</w:t>
             </w:r>
           </w:p>
         </w:tc>
@@ -7834,7 +8173,7 @@
                 <w:sz w:val="19"/>
                 <w:szCs w:val="19"/>
               </w:rPr>
-              <w:t xml:space="preserve">Phase 4 — Skills &amp; PD complete</w:t>
+              <w:t xml:space="preserve">Phases 3–4 complete</w:t>
             </w:r>
           </w:p>
         </w:tc>
@@ -7908,7 +8247,7 @@
                 <w:sz w:val="19"/>
                 <w:szCs w:val="19"/>
               </w:rPr>
-              <w:t xml:space="preserve">Software stack map, AI gap analysis from job log, named learning recommendations, portfolio project ideas, PD activity log.</w:t>
+              <w:t xml:space="preserve">Resume Vault (drafts + per-job AI edit suggestions), Skills &amp; PD (stack, gaps, learning recs, project ideas, PD log).</w:t>
             </w:r>
           </w:p>
         </w:tc>
@@ -7947,7 +8286,7 @@
                 <w:sz w:val="19"/>
                 <w:szCs w:val="19"/>
               </w:rPr>
-              <w:t xml:space="preserve">Phase 3 — Resume Vault</w:t>
+              <w:t xml:space="preserve">Phases 5–6 complete</w:t>
             </w:r>
           </w:p>
         </w:tc>
@@ -7960,6 +8299,43 @@
               <w:bottom w:val="single" w:color="ddd3c8" w:sz="1"/>
               <w:right w:val="single" w:color="ddd3c8" w:sz="1"/>
             </w:tcBorders>
+            <w:shd w:fill="e4ede5" w:val="clear"/>
+            <w:tcMar>
+              <w:top w:type="dxa" w:w="80"/>
+              <w:left w:type="dxa" w:w="140"/>
+              <w:bottom w:type="dxa" w:w="80"/>
+              <w:right w:type="dxa" w:w="140"/>
+            </w:tcMar>
+          </w:tcPr>
+          <w:p>
+            <w:pPr>
+              <w:spacing w:before="0" w:after="0"/>
+              <w:jc w:val="left"/>
+            </w:pPr>
+            <w:r>
+              <w:rPr>
+                <w:rFonts w:ascii="Arial" w:cs="Arial" w:eastAsia="Arial" w:hAnsi="Arial"/>
+                <w:b/>
+                <w:bCs/>
+                <w:i w:val="false"/>
+                <w:iCs w:val="false"/>
+                <w:color w:val="4a7c4e"/>
+                <w:sz w:val="19"/>
+                <w:szCs w:val="19"/>
+              </w:rPr>
+              <w:t xml:space="preserve">March 2026 ✓</w:t>
+            </w:r>
+          </w:p>
+        </w:tc>
+        <w:tc>
+          <w:tcPr>
+            <w:tcW w:type="dxa" w:w="5360"/>
+            <w:tcBorders>
+              <w:top w:val="single" w:color="ddd3c8" w:sz="1"/>
+              <w:left w:val="single" w:color="ddd3c8" w:sz="1"/>
+              <w:bottom w:val="single" w:color="ddd3c8" w:sz="1"/>
+              <w:right w:val="single" w:color="ddd3c8" w:sz="1"/>
+            </w:tcBorders>
             <w:shd w:fill="FFFFFF" w:val="clear"/>
             <w:tcMar>
               <w:top w:type="dxa" w:w="80"/>
@@ -7984,44 +8360,7 @@
                 <w:sz w:val="19"/>
                 <w:szCs w:val="19"/>
               </w:rPr>
-              <w:t xml:space="preserve">In progress</w:t>
-            </w:r>
-          </w:p>
-        </w:tc>
-        <w:tc>
-          <w:tcPr>
-            <w:tcW w:type="dxa" w:w="5360"/>
-            <w:tcBorders>
-              <w:top w:val="single" w:color="ddd3c8" w:sz="1"/>
-              <w:left w:val="single" w:color="ddd3c8" w:sz="1"/>
-              <w:bottom w:val="single" w:color="ddd3c8" w:sz="1"/>
-              <w:right w:val="single" w:color="ddd3c8" w:sz="1"/>
-            </w:tcBorders>
-            <w:shd w:fill="FFFFFF" w:val="clear"/>
-            <w:tcMar>
-              <w:top w:type="dxa" w:w="80"/>
-              <w:left w:type="dxa" w:w="140"/>
-              <w:bottom w:type="dxa" w:w="80"/>
-              <w:right w:type="dxa" w:w="140"/>
-            </w:tcMar>
-          </w:tcPr>
-          <w:p>
-            <w:pPr>
-              <w:spacing w:before="0" w:after="0"/>
-              <w:jc w:val="left"/>
-            </w:pPr>
-            <w:r>
-              <w:rPr>
-                <w:rFonts w:ascii="Arial" w:cs="Arial" w:eastAsia="Arial" w:hAnsi="Arial"/>
-                <w:b/>
-                <w:bCs/>
-                <w:i w:val="false"/>
-                <w:iCs w:val="false"/>
-                <w:color w:val="3a2e3f"/>
-                <w:sz w:val="19"/>
-                <w:szCs w:val="19"/>
-              </w:rPr>
-              <w:t xml:space="preserve">Base resume draft storage. Tailored resume edit suggestions per job — lives inside each job entry alongside the cover letter.</w:t>
+              <w:t xml:space="preserve">Networking Tracker (contacts, outreach, AI LinkedIn messages), Interview Prep (questions, feedback, Q&amp;A log), Launch Plan (PD plan, semester stats, Product 2 export). All 6 phases built.</w:t>
             </w:r>
           </w:p>
         </w:tc>
@@ -8060,7 +8399,7 @@
                 <w:sz w:val="19"/>
                 <w:szCs w:val="19"/>
               </w:rPr>
-              <w:t xml:space="preserve">Phase 5 — Networking</w:t>
+              <w:t xml:space="preserve">Product 2 export — 4 themes</w:t>
             </w:r>
           </w:p>
         </w:tc>
@@ -8073,6 +8412,43 @@
               <w:bottom w:val="single" w:color="ddd3c8" w:sz="1"/>
               <w:right w:val="single" w:color="ddd3c8" w:sz="1"/>
             </w:tcBorders>
+            <w:shd w:fill="e4ede5" w:val="clear"/>
+            <w:tcMar>
+              <w:top w:type="dxa" w:w="80"/>
+              <w:left w:type="dxa" w:w="140"/>
+              <w:bottom w:type="dxa" w:w="80"/>
+              <w:right w:type="dxa" w:w="140"/>
+            </w:tcMar>
+          </w:tcPr>
+          <w:p>
+            <w:pPr>
+              <w:spacing w:before="0" w:after="0"/>
+              <w:jc w:val="left"/>
+            </w:pPr>
+            <w:r>
+              <w:rPr>
+                <w:rFonts w:ascii="Arial" w:cs="Arial" w:eastAsia="Arial" w:hAnsi="Arial"/>
+                <w:b/>
+                <w:bCs/>
+                <w:i w:val="false"/>
+                <w:iCs w:val="false"/>
+                <w:color w:val="4a7c4e"/>
+                <w:sz w:val="19"/>
+                <w:szCs w:val="19"/>
+              </w:rPr>
+              <w:t xml:space="preserve">March 2026 ✓</w:t>
+            </w:r>
+          </w:p>
+        </w:tc>
+        <w:tc>
+          <w:tcPr>
+            <w:tcW w:type="dxa" w:w="5360"/>
+            <w:tcBorders>
+              <w:top w:val="single" w:color="ddd3c8" w:sz="1"/>
+              <w:left w:val="single" w:color="ddd3c8" w:sz="1"/>
+              <w:bottom w:val="single" w:color="ddd3c8" w:sz="1"/>
+              <w:right w:val="single" w:color="ddd3c8" w:sz="1"/>
+            </w:tcBorders>
             <w:shd w:fill="f2ebe4" w:val="clear"/>
             <w:tcMar>
               <w:top w:type="dxa" w:w="80"/>
@@ -8097,44 +8473,7 @@
                 <w:sz w:val="19"/>
                 <w:szCs w:val="19"/>
               </w:rPr>
-              <w:t xml:space="preserve">April 2026</w:t>
-            </w:r>
-          </w:p>
-        </w:tc>
-        <w:tc>
-          <w:tcPr>
-            <w:tcW w:type="dxa" w:w="5360"/>
-            <w:tcBorders>
-              <w:top w:val="single" w:color="ddd3c8" w:sz="1"/>
-              <w:left w:val="single" w:color="ddd3c8" w:sz="1"/>
-              <w:bottom w:val="single" w:color="ddd3c8" w:sz="1"/>
-              <w:right w:val="single" w:color="ddd3c8" w:sz="1"/>
-            </w:tcBorders>
-            <w:shd w:fill="f2ebe4" w:val="clear"/>
-            <w:tcMar>
-              <w:top w:type="dxa" w:w="80"/>
-              <w:left w:type="dxa" w:w="140"/>
-              <w:bottom w:type="dxa" w:w="80"/>
-              <w:right w:type="dxa" w:w="140"/>
-            </w:tcMar>
-          </w:tcPr>
-          <w:p>
-            <w:pPr>
-              <w:spacing w:before="0" w:after="0"/>
-              <w:jc w:val="left"/>
-            </w:pPr>
-            <w:r>
-              <w:rPr>
-                <w:rFonts w:ascii="Arial" w:cs="Arial" w:eastAsia="Arial" w:hAnsi="Arial"/>
-                <w:b/>
-                <w:bCs/>
-                <w:i w:val="false"/>
-                <w:iCs w:val="false"/>
-                <w:color w:val="3a2e3f"/>
-                <w:sz w:val="19"/>
-                <w:szCs w:val="19"/>
-              </w:rPr>
-              <w:t xml:space="preserve">Contact log, outreach tracker, AI LinkedIn message drafting, mentor follow-up.</w:t>
+              <w:t xml:space="preserve">Standalone HTML dashboard. Themes: Floral, Studio Dark, Clean Minimal, Bold Editorial. Students own it forever.</w:t>
             </w:r>
           </w:p>
         </w:tc>
@@ -8173,7 +8512,7 @@
                 <w:sz w:val="19"/>
                 <w:szCs w:val="19"/>
               </w:rPr>
-              <w:t xml:space="preserve">Phase 6 — Launch Plan</w:t>
+              <w:t xml:space="preserve">Session persistence</w:t>
             </w:r>
           </w:p>
         </w:tc>
@@ -8186,6 +8525,43 @@
               <w:bottom w:val="single" w:color="ddd3c8" w:sz="1"/>
               <w:right w:val="single" w:color="ddd3c8" w:sz="1"/>
             </w:tcBorders>
+            <w:shd w:fill="e4ede5" w:val="clear"/>
+            <w:tcMar>
+              <w:top w:type="dxa" w:w="80"/>
+              <w:left w:type="dxa" w:w="140"/>
+              <w:bottom w:type="dxa" w:w="80"/>
+              <w:right w:type="dxa" w:w="140"/>
+            </w:tcMar>
+          </w:tcPr>
+          <w:p>
+            <w:pPr>
+              <w:spacing w:before="0" w:after="0"/>
+              <w:jc w:val="left"/>
+            </w:pPr>
+            <w:r>
+              <w:rPr>
+                <w:rFonts w:ascii="Arial" w:cs="Arial" w:eastAsia="Arial" w:hAnsi="Arial"/>
+                <w:b/>
+                <w:bCs/>
+                <w:i w:val="false"/>
+                <w:iCs w:val="false"/>
+                <w:color w:val="4a7c4e"/>
+                <w:sz w:val="19"/>
+                <w:szCs w:val="19"/>
+              </w:rPr>
+              <w:t xml:space="preserve">March 2026 ✓</w:t>
+            </w:r>
+          </w:p>
+        </w:tc>
+        <w:tc>
+          <w:tcPr>
+            <w:tcW w:type="dxa" w:w="5360"/>
+            <w:tcBorders>
+              <w:top w:val="single" w:color="ddd3c8" w:sz="1"/>
+              <w:left w:val="single" w:color="ddd3c8" w:sz="1"/>
+              <w:bottom w:val="single" w:color="ddd3c8" w:sz="1"/>
+              <w:right w:val="single" w:color="ddd3c8" w:sz="1"/>
+            </w:tcBorders>
             <w:shd w:fill="FFFFFF" w:val="clear"/>
             <w:tcMar>
               <w:top w:type="dxa" w:w="80"/>
@@ -8210,44 +8586,7 @@
                 <w:sz w:val="19"/>
                 <w:szCs w:val="19"/>
               </w:rPr>
-              <w:t xml:space="preserve">May 2026</w:t>
-            </w:r>
-          </w:p>
-        </w:tc>
-        <w:tc>
-          <w:tcPr>
-            <w:tcW w:type="dxa" w:w="5360"/>
-            <w:tcBorders>
-              <w:top w:val="single" w:color="ddd3c8" w:sz="1"/>
-              <w:left w:val="single" w:color="ddd3c8" w:sz="1"/>
-              <w:bottom w:val="single" w:color="ddd3c8" w:sz="1"/>
-              <w:right w:val="single" w:color="ddd3c8" w:sz="1"/>
-            </w:tcBorders>
-            <w:shd w:fill="FFFFFF" w:val="clear"/>
-            <w:tcMar>
-              <w:top w:type="dxa" w:w="80"/>
-              <w:left w:type="dxa" w:w="140"/>
-              <w:bottom w:type="dxa" w:w="80"/>
-              <w:right w:type="dxa" w:w="140"/>
-            </w:tcMar>
-          </w:tcPr>
-          <w:p>
-            <w:pPr>
-              <w:spacing w:before="0" w:after="0"/>
-              <w:jc w:val="left"/>
-            </w:pPr>
-            <w:r>
-              <w:rPr>
-                <w:rFonts w:ascii="Arial" w:cs="Arial" w:eastAsia="Arial" w:hAnsi="Arial"/>
-                <w:b/>
-                <w:bCs/>
-                <w:i w:val="false"/>
-                <w:iCs w:val="false"/>
-                <w:color w:val="3a2e3f"/>
-                <w:sz w:val="19"/>
-                <w:szCs w:val="19"/>
-              </w:rPr>
-              <w:t xml:space="preserve">Interview prep, Big Interview integration, final PD plan generation, Product 2 export.</w:t>
+              <w:t xml:space="preserve">Login persists across page reloads. Import/export JSON for cross-device data transfer.</w:t>
             </w:r>
           </w:p>
         </w:tc>
@@ -8286,7 +8625,7 @@
                 <w:sz w:val="19"/>
                 <w:szCs w:val="19"/>
               </w:rPr>
-              <w:t xml:space="preserve">Product 2 — Dashboard</w:t>
+              <w:t xml:space="preserve">Pilot — AVC 248</w:t>
             </w:r>
           </w:p>
         </w:tc>
@@ -8323,7 +8662,7 @@
                 <w:sz w:val="19"/>
                 <w:szCs w:val="19"/>
               </w:rPr>
-              <w:t xml:space="preserve">May 2026</w:t>
+              <w:t xml:space="preserve">Fall 2026</w:t>
             </w:r>
           </w:p>
         </w:tc>
@@ -8360,7 +8699,7 @@
                 <w:sz w:val="19"/>
                 <w:szCs w:val="19"/>
               </w:rPr>
-              <w:t xml:space="preserve">Post-graduation dashboard with 4 theme options. Exportable from Product 1 at Week 15.</w:t>
+              <w:t xml:space="preserve">First full semester deployment with live students. Feedback collection and iteration.</w:t>
             </w:r>
           </w:p>
         </w:tc>
@@ -8399,7 +8738,7 @@
                 <w:sz w:val="19"/>
                 <w:szCs w:val="19"/>
               </w:rPr>
-              <w:t xml:space="preserve">Pilot — AVC 248</w:t>
+              <w:t xml:space="preserve">Infrastructure</w:t>
             </w:r>
           </w:p>
         </w:tc>
@@ -8436,7 +8775,7 @@
                 <w:sz w:val="19"/>
                 <w:szCs w:val="19"/>
               </w:rPr>
-              <w:t xml:space="preserve">Fall 2026</w:t>
+              <w:t xml:space="preserve">2027</w:t>
             </w:r>
           </w:p>
         </w:tc>
@@ -8473,7 +8812,7 @@
                 <w:sz w:val="19"/>
                 <w:szCs w:val="19"/>
               </w:rPr>
-              <w:t xml:space="preserve">First full semester deployment with live students. Feedback collection and iteration.</w:t>
+              <w:t xml:space="preserve">Server-side storage + personal email/password auth. Data follows students across devices and persists after graduation.</w:t>
             </w:r>
           </w:p>
         </w:tc>
